--- a/00-首页/题组Word/第二轮习题集/第二轮习题集-结构化学一-教师版.docx
+++ b/00-首页/题组Word/第二轮习题集/第二轮习题集-结构化学一-教师版.docx
@@ -2,7 +2,7 @@
 <file path=word/document.xml><?xml version="1.0" encoding="utf-8"?>
 <w:document xmlns:w="http://schemas.openxmlformats.org/wordprocessingml/2006/main" xmlns:m="http://schemas.openxmlformats.org/officeDocument/2006/math" xmlns:r="http://schemas.openxmlformats.org/officeDocument/2006/relationships" xmlns:o="urn:schemas-microsoft-com:office:office" xmlns:v="urn:schemas-microsoft-com:vml" xmlns:w10="urn:schemas-microsoft-com:office:word" xmlns:a="http://schemas.openxmlformats.org/drawingml/2006/main" xmlns:pic="http://schemas.openxmlformats.org/drawingml/2006/picture" xmlns:wp="http://schemas.openxmlformats.org/drawingml/2006/wordprocessingDrawing">
   <w:body>
-    <w:bookmarkStart w:id="80" w:name="第二轮习题集-结构化学一"/>
+    <w:bookmarkStart w:id="81" w:name="第二轮习题集-结构化学一"/>
     <w:p>
       <w:pPr>
         <w:pStyle w:val="Heading1"/>
@@ -489,66 +489,6 @@
       <w:pPr>
         <w:pStyle w:val="BodyText"/>
       </w:pPr>
-      <w:r>
-        <w:rPr>
-          <w:rFonts w:ascii="Times New Roman" w:hAnsi="Times New Roman" w:eastAsia="Times New Roman" w:cs="Times New Roman"/>
-        </w:rPr>
-        <w:t xml:space="preserve">used_in:</w:t>
-      </w:r>
-      <w:r>
-        <w:rPr>
-          <w:rFonts w:ascii="Times New Roman" w:hAnsi="Times New Roman" w:eastAsia="Times New Roman" w:cs="Times New Roman"/>
-        </w:rPr>
-        <w:t xml:space="preserve"> </w:t>
-      </w:r>
-      <w:r>
-        <w:rPr>
-          <w:rFonts w:hint="eastAsia" w:ascii="Times New Roman" w:hAnsi="Times New Roman" w:eastAsia="Times New Roman" w:cs="Times New Roman"/>
-        </w:rPr>
-        <w:t>“</w:t>
-      </w:r>
-      <w:r>
-        <w:rPr>
-          <w:rFonts w:hint="eastAsia" w:ascii="Times New Roman" w:hAnsi="Times New Roman" w:eastAsia="FangSong" w:cs="Times New Roman"/>
-        </w:rPr>
-        <w:t>第二轮习题集</w:t>
-      </w:r>
-      <w:r>
-        <w:rPr>
-          <w:rFonts w:hint="eastAsia" w:ascii="Times New Roman" w:hAnsi="Times New Roman" w:eastAsia="Times New Roman" w:cs="Times New Roman"/>
-        </w:rPr>
-        <w:t>-</w:t>
-      </w:r>
-      <w:r>
-        <w:rPr>
-          <w:rFonts w:hint="eastAsia" w:ascii="Times New Roman" w:hAnsi="Times New Roman" w:eastAsia="FangSong" w:cs="Times New Roman"/>
-        </w:rPr>
-        <w:t>结构化学一</w:t>
-      </w:r>
-      <w:r>
-        <w:rPr>
-          <w:rFonts w:hint="eastAsia" w:ascii="Times New Roman" w:hAnsi="Times New Roman" w:eastAsia="Times New Roman" w:cs="Times New Roman"/>
-        </w:rPr>
-        <w:t>”</w:t>
-      </w:r>
-      <w:r>
-        <w:rPr>
-          <w:rFonts w:ascii="Times New Roman" w:hAnsi="Times New Roman" w:eastAsia="Times New Roman" w:cs="Times New Roman"/>
-        </w:rPr>
-        <w:t xml:space="preserve"> </w:t>
-      </w:r>
-      <w:r>
-        <w:rPr>
-          <w:rFonts w:ascii="Times New Roman" w:hAnsi="Times New Roman" w:eastAsia="Times New Roman" w:cs="Times New Roman"/>
-        </w:rPr>
-        <w:t xml:space="preserve">___</w:t>
-      </w:r>
-      <w:r>
-        <w:rPr>
-          <w:rFonts w:ascii="Times New Roman" w:hAnsi="Times New Roman" w:eastAsia="Times New Roman" w:cs="Times New Roman"/>
-        </w:rPr>
-        <w:t xml:space="preserve"> </w:t>
-      </w:r>
       <w:r>
         <w:rPr>
           <w:rFonts w:hint="eastAsia" w:ascii="Times New Roman" w:hAnsi="Times New Roman" w:eastAsia="FangSong" w:cs="Times New Roman"/>
@@ -1446,13 +1386,10 @@
                 </m:e>
                 <m:sup>
                   <m:r>
-                    <m:t>2</m:t>
+                    <m:t>22</m:t>
                   </m:r>
                 </m:sup>
               </m:sSup>
-              <m:r>
-                <m:t>2</m:t>
-              </m:r>
               <m:sSup>
                 <m:e>
                   <m:r>
@@ -1461,13 +1398,10 @@
                 </m:e>
                 <m:sup>
                   <m:r>
-                    <m:t>2</m:t>
+                    <m:t>22</m:t>
                   </m:r>
                 </m:sup>
               </m:sSup>
-              <m:r>
-                <m:t>2</m:t>
-              </m:r>
               <m:sSup>
                 <m:e>
                   <m:r>
@@ -1476,13 +1410,10 @@
                 </m:e>
                 <m:sup>
                   <m:r>
-                    <m:t>6</m:t>
+                    <m:t>63</m:t>
                   </m:r>
                 </m:sup>
               </m:sSup>
-              <m:r>
-                <m:t>3</m:t>
-              </m:r>
               <m:sSup>
                 <m:e>
                   <m:r>
@@ -1555,13 +1486,10 @@
                 </m:e>
                 <m:sup>
                   <m:r>
-                    <m:t>2</m:t>
+                    <m:t>22</m:t>
                   </m:r>
                 </m:sup>
               </m:sSup>
-              <m:r>
-                <m:t>2</m:t>
-              </m:r>
               <m:sSup>
                 <m:e>
                   <m:r>
@@ -1570,13 +1498,10 @@
                 </m:e>
                 <m:sup>
                   <m:r>
-                    <m:t>2</m:t>
+                    <m:t>22</m:t>
                   </m:r>
                 </m:sup>
               </m:sSup>
-              <m:r>
-                <m:t>2</m:t>
-              </m:r>
               <m:sSup>
                 <m:e>
                   <m:r>
@@ -1585,13 +1510,10 @@
                 </m:e>
                 <m:sup>
                   <m:r>
-                    <m:t>6</m:t>
+                    <m:t>63</m:t>
                   </m:r>
                 </m:sup>
               </m:sSup>
-              <m:r>
-                <m:t>3</m:t>
-              </m:r>
               <m:sSup>
                 <m:e>
                   <m:r>
@@ -1600,13 +1522,10 @@
                 </m:e>
                 <m:sup>
                   <m:r>
-                    <m:t>2</m:t>
+                    <m:t>23</m:t>
                   </m:r>
                 </m:sup>
               </m:sSup>
-              <m:r>
-                <m:t>3</m:t>
-              </m:r>
               <m:sSup>
                 <m:e>
                   <m:r>
@@ -2118,66 +2037,6 @@
       <w:pPr>
         <w:pStyle w:val="FirstParagraph"/>
       </w:pPr>
-      <w:r>
-        <w:rPr>
-          <w:rFonts w:ascii="Times New Roman" w:hAnsi="Times New Roman" w:eastAsia="Times New Roman" w:cs="Times New Roman"/>
-        </w:rPr>
-        <w:t xml:space="preserve">used_in:</w:t>
-      </w:r>
-      <w:r>
-        <w:rPr>
-          <w:rFonts w:ascii="Times New Roman" w:hAnsi="Times New Roman" w:eastAsia="Times New Roman" w:cs="Times New Roman"/>
-        </w:rPr>
-        <w:t xml:space="preserve"> </w:t>
-      </w:r>
-      <w:r>
-        <w:rPr>
-          <w:rFonts w:hint="eastAsia" w:ascii="Times New Roman" w:hAnsi="Times New Roman" w:eastAsia="Times New Roman" w:cs="Times New Roman"/>
-        </w:rPr>
-        <w:t>“</w:t>
-      </w:r>
-      <w:r>
-        <w:rPr>
-          <w:rFonts w:hint="eastAsia" w:ascii="Times New Roman" w:hAnsi="Times New Roman" w:eastAsia="FangSong" w:cs="Times New Roman"/>
-        </w:rPr>
-        <w:t>第二轮习题集</w:t>
-      </w:r>
-      <w:r>
-        <w:rPr>
-          <w:rFonts w:hint="eastAsia" w:ascii="Times New Roman" w:hAnsi="Times New Roman" w:eastAsia="Times New Roman" w:cs="Times New Roman"/>
-        </w:rPr>
-        <w:t>-</w:t>
-      </w:r>
-      <w:r>
-        <w:rPr>
-          <w:rFonts w:hint="eastAsia" w:ascii="Times New Roman" w:hAnsi="Times New Roman" w:eastAsia="FangSong" w:cs="Times New Roman"/>
-        </w:rPr>
-        <w:t>结构化学一</w:t>
-      </w:r>
-      <w:r>
-        <w:rPr>
-          <w:rFonts w:hint="eastAsia" w:ascii="Times New Roman" w:hAnsi="Times New Roman" w:eastAsia="Times New Roman" w:cs="Times New Roman"/>
-        </w:rPr>
-        <w:t>”</w:t>
-      </w:r>
-      <w:r>
-        <w:rPr>
-          <w:rFonts w:ascii="Times New Roman" w:hAnsi="Times New Roman" w:eastAsia="Times New Roman" w:cs="Times New Roman"/>
-        </w:rPr>
-        <w:t xml:space="preserve"> </w:t>
-      </w:r>
-      <w:r>
-        <w:rPr>
-          <w:rFonts w:ascii="Times New Roman" w:hAnsi="Times New Roman" w:eastAsia="Times New Roman" w:cs="Times New Roman"/>
-        </w:rPr>
-        <w:t xml:space="preserve">___</w:t>
-      </w:r>
-      <w:r>
-        <w:rPr>
-          <w:rFonts w:ascii="Times New Roman" w:hAnsi="Times New Roman" w:eastAsia="Times New Roman" w:cs="Times New Roman"/>
-        </w:rPr>
-        <w:t xml:space="preserve"> </w:t>
-      </w:r>
       <w:r>
         <w:rPr>
           <w:rFonts w:hint="eastAsia" w:ascii="Times New Roman" w:hAnsi="Times New Roman" w:eastAsia="FangSong" w:cs="Times New Roman"/>
@@ -14615,78 +14474,31 @@
     </w:p>
     <w:p>
       <w:pPr>
-        <w:pStyle w:val="BodyText"/>
-      </w:pPr>
-      <w:r>
-        <w:rPr>
-          <w:rFonts w:ascii="Times New Roman" w:hAnsi="Times New Roman" w:eastAsia="Times New Roman" w:cs="Times New Roman"/>
-        </w:rPr>
-        <w:t xml:space="preserve">used_in:</w:t>
-      </w:r>
-      <w:r>
-        <w:rPr>
-          <w:rFonts w:ascii="Times New Roman" w:hAnsi="Times New Roman" w:eastAsia="Times New Roman" w:cs="Times New Roman"/>
-        </w:rPr>
-        <w:t xml:space="preserve"> </w:t>
-      </w:r>
-      <w:r>
-        <w:rPr>
-          <w:rFonts w:hint="eastAsia" w:ascii="Times New Roman" w:hAnsi="Times New Roman" w:eastAsia="Times New Roman" w:cs="Times New Roman"/>
-        </w:rPr>
-        <w:t>“</w:t>
-      </w:r>
-      <w:r>
-        <w:rPr>
-          <w:rFonts w:hint="eastAsia" w:ascii="Times New Roman" w:hAnsi="Times New Roman" w:eastAsia="FangSong" w:cs="Times New Roman"/>
-        </w:rPr>
-        <w:t>第二轮习题集</w:t>
-      </w:r>
-      <w:r>
-        <w:rPr>
-          <w:rFonts w:hint="eastAsia" w:ascii="Times New Roman" w:hAnsi="Times New Roman" w:eastAsia="Times New Roman" w:cs="Times New Roman"/>
-        </w:rPr>
-        <w:t>-</w:t>
-      </w:r>
-      <w:r>
-        <w:rPr>
-          <w:rFonts w:hint="eastAsia" w:ascii="Times New Roman" w:hAnsi="Times New Roman" w:eastAsia="FangSong" w:cs="Times New Roman"/>
-        </w:rPr>
-        <w:t>结构化学一</w:t>
-      </w:r>
-      <w:r>
-        <w:rPr>
-          <w:rFonts w:hint="eastAsia" w:ascii="Times New Roman" w:hAnsi="Times New Roman" w:eastAsia="Times New Roman" w:cs="Times New Roman"/>
-        </w:rPr>
-        <w:t>”</w:t>
-      </w:r>
-      <w:r>
-        <w:rPr>
-          <w:rFonts w:ascii="Times New Roman" w:hAnsi="Times New Roman" w:eastAsia="Times New Roman" w:cs="Times New Roman"/>
-        </w:rPr>
-        <w:t xml:space="preserve"> </w:t>
-      </w:r>
-      <w:r>
-        <w:rPr>
-          <w:rFonts w:ascii="Times New Roman" w:hAnsi="Times New Roman" w:eastAsia="Times New Roman" w:cs="Times New Roman"/>
-        </w:rPr>
-        <w:t xml:space="preserve">___</w:t>
-      </w:r>
-      <w:r>
-        <w:rPr>
-          <w:rFonts w:ascii="Times New Roman" w:hAnsi="Times New Roman" w:eastAsia="Times New Roman" w:cs="Times New Roman"/>
-        </w:rPr>
-        <w:t xml:space="preserve"> </w:t>
-      </w:r>
-      <w:r>
-        <w:rPr>
-          <w:rFonts w:ascii="Times New Roman" w:hAnsi="Times New Roman" w:eastAsia="Times New Roman" w:cs="Times New Roman"/>
-        </w:rPr>
-        <w:t xml:space="preserve">## 11.15</w:t>
+        <w:spacing w:before="160" w:after="80"/>
+      </w:pPr>
+      <w:r>
+        <w:pict>
+          <v:rect style="width:0;height:1.5pt" o:hralign="center" o:hrstd="t" o:hr="t"/>
+        </w:pict>
+      </w:r>
+    </w:p>
+    <w:bookmarkEnd w:id="35"/>
+    <w:bookmarkStart w:id="36" w:name="section-14"/>
+    <w:p>
+      <w:pPr>
+        <w:pStyle w:val="Heading2"/>
+        <w:spacing w:before="280" w:after="120"/>
+      </w:pPr>
+      <w:r>
+        <w:rPr>
+          <w:rFonts w:ascii="Times New Roman" w:hAnsi="Times New Roman" w:eastAsia="Times New Roman" w:cs="Times New Roman"/>
+        </w:rPr>
+        <w:t xml:space="preserve">11.15</w:t>
       </w:r>
     </w:p>
     <w:p>
       <w:pPr>
-        <w:pStyle w:val="BodyText"/>
+        <w:pStyle w:val="FirstParagraph"/>
       </w:pPr>
       <w:r>
         <w:rPr>
@@ -15266,8 +15078,8 @@
         <w:t>。</w:t>
       </w:r>
     </w:p>
-    <w:bookmarkEnd w:id="35"/>
-    <w:bookmarkStart w:id="36" w:name="第-5-题"/>
+    <w:bookmarkEnd w:id="36"/>
+    <w:bookmarkStart w:id="37" w:name="第-5-题"/>
     <w:p>
       <w:pPr>
         <w:pStyle w:val="Heading2"/>
@@ -16212,8 +16024,8 @@
         <w:t xml:space="preserve">参考答案</w:t>
       </w:r>
     </w:p>
-    <w:bookmarkEnd w:id="36"/>
-    <w:bookmarkStart w:id="37" w:name="参考答案-3"/>
+    <w:bookmarkEnd w:id="37"/>
+    <w:bookmarkStart w:id="38" w:name="参考答案-3"/>
     <w:p>
       <w:pPr>
         <w:pStyle w:val="Heading2"/>
@@ -16294,8 +16106,8 @@
         <w:t>）</w:t>
       </w:r>
     </w:p>
-    <w:bookmarkEnd w:id="37"/>
-    <w:bookmarkStart w:id="38" w:name="知识点映射-1"/>
+    <w:bookmarkEnd w:id="38"/>
+    <w:bookmarkStart w:id="39" w:name="知识点映射-1"/>
     <w:p>
       <w:pPr>
         <w:pStyle w:val="Heading2"/>
@@ -16338,8 +16150,8 @@
         <w:t xml:space="preserve">氢键</w:t>
       </w:r>
     </w:p>
-    <w:bookmarkEnd w:id="38"/>
-    <w:bookmarkStart w:id="40" w:name="第-6-题"/>
+    <w:bookmarkEnd w:id="39"/>
+    <w:bookmarkStart w:id="41" w:name="第-6-题"/>
     <w:p>
       <w:pPr>
         <w:pStyle w:val="Heading2"/>
@@ -16488,7 +16300,7 @@
         <w:t>）</w:t>
       </w:r>
     </w:p>
-    <w:bookmarkStart w:id="39" w:name="液态水与气态氢微观状态数比较"/>
+    <w:bookmarkStart w:id="40" w:name="液态水与气态氢微观状态数比较"/>
     <w:p>
       <w:pPr>
         <w:pStyle w:val="Heading3"/>
@@ -16669,9 +16481,9 @@
         <w:t xml:space="preserve">参考答案</w:t>
       </w:r>
     </w:p>
-    <w:bookmarkEnd w:id="39"/>
     <w:bookmarkEnd w:id="40"/>
-    <w:bookmarkStart w:id="41" w:name="参考答案-4"/>
+    <w:bookmarkEnd w:id="41"/>
+    <w:bookmarkStart w:id="42" w:name="参考答案-4"/>
     <w:p>
       <w:pPr>
         <w:pStyle w:val="Heading2"/>
@@ -16975,8 +16787,8 @@
         <w:t xml:space="preserve">。</w:t>
       </w:r>
     </w:p>
-    <w:bookmarkEnd w:id="41"/>
-    <w:bookmarkStart w:id="45" w:name="第-7-题"/>
+    <w:bookmarkEnd w:id="42"/>
+    <w:bookmarkStart w:id="46" w:name="第-7-题"/>
     <w:p>
       <w:pPr>
         <w:pStyle w:val="Heading2"/>
@@ -17282,18 +17094,18 @@
           <wp:inline>
             <wp:extent cx="2717800" cy="3111500"/>
             <wp:effectExtent b="0" l="0" r="0" t="0"/>
-            <wp:docPr descr="" title="" id="43" name="Picture"/>
+            <wp:docPr descr="" title="" id="44" name="Picture"/>
             <a:graphic>
               <a:graphicData uri="http://schemas.openxmlformats.org/drawingml/2006/picture">
                 <pic:pic>
                   <pic:nvPicPr>
-                    <pic:cNvPr descr="62d29660371ef2e6529f483133f34d4018ee08c82f57750048ab856c3697312d.jpg" id="44" name="Picture"/>
+                    <pic:cNvPr descr="62d29660371ef2e6529f483133f34d4018ee08c82f57750048ab856c3697312d.jpg" id="45" name="Picture"/>
                     <pic:cNvPicPr>
                       <a:picLocks noChangeArrowheads="1" noChangeAspect="1"/>
                     </pic:cNvPicPr>
                   </pic:nvPicPr>
                   <pic:blipFill>
-                    <a:blip r:embed="rId42"/>
+                    <a:blip r:embed="rId43"/>
                     <a:stretch>
                       <a:fillRect/>
                     </a:stretch>
@@ -17514,66 +17326,6 @@
       </w:pPr>
       <w:r>
         <w:rPr>
-          <w:rFonts w:ascii="Times New Roman" w:hAnsi="Times New Roman" w:eastAsia="Times New Roman" w:cs="Times New Roman"/>
-        </w:rPr>
-        <w:t xml:space="preserve">used_in:</w:t>
-      </w:r>
-      <w:r>
-        <w:rPr>
-          <w:rFonts w:ascii="Times New Roman" w:hAnsi="Times New Roman" w:eastAsia="Times New Roman" w:cs="Times New Roman"/>
-        </w:rPr>
-        <w:t xml:space="preserve"> </w:t>
-      </w:r>
-      <w:r>
-        <w:rPr>
-          <w:rFonts w:hint="eastAsia" w:ascii="Times New Roman" w:hAnsi="Times New Roman" w:eastAsia="Times New Roman" w:cs="Times New Roman"/>
-        </w:rPr>
-        <w:t>“</w:t>
-      </w:r>
-      <w:r>
-        <w:rPr>
-          <w:rFonts w:hint="eastAsia" w:ascii="Times New Roman" w:hAnsi="Times New Roman" w:eastAsia="FangSong" w:cs="Times New Roman"/>
-        </w:rPr>
-        <w:t>第二轮习题集</w:t>
-      </w:r>
-      <w:r>
-        <w:rPr>
-          <w:rFonts w:hint="eastAsia" w:ascii="Times New Roman" w:hAnsi="Times New Roman" w:eastAsia="Times New Roman" w:cs="Times New Roman"/>
-        </w:rPr>
-        <w:t>-</w:t>
-      </w:r>
-      <w:r>
-        <w:rPr>
-          <w:rFonts w:hint="eastAsia" w:ascii="Times New Roman" w:hAnsi="Times New Roman" w:eastAsia="FangSong" w:cs="Times New Roman"/>
-        </w:rPr>
-        <w:t>结构化学一</w:t>
-      </w:r>
-      <w:r>
-        <w:rPr>
-          <w:rFonts w:hint="eastAsia" w:ascii="Times New Roman" w:hAnsi="Times New Roman" w:eastAsia="Times New Roman" w:cs="Times New Roman"/>
-        </w:rPr>
-        <w:t>”</w:t>
-      </w:r>
-      <w:r>
-        <w:rPr>
-          <w:rFonts w:ascii="Times New Roman" w:hAnsi="Times New Roman" w:eastAsia="Times New Roman" w:cs="Times New Roman"/>
-        </w:rPr>
-        <w:t xml:space="preserve"> </w:t>
-      </w:r>
-      <w:r>
-        <w:rPr>
-          <w:rFonts w:ascii="Times New Roman" w:hAnsi="Times New Roman" w:eastAsia="Times New Roman" w:cs="Times New Roman"/>
-        </w:rPr>
-        <w:t xml:space="preserve">___</w:t>
-      </w:r>
-      <w:r>
-        <w:rPr>
-          <w:rFonts w:ascii="Times New Roman" w:hAnsi="Times New Roman" w:eastAsia="Times New Roman" w:cs="Times New Roman"/>
-        </w:rPr>
-        <w:t xml:space="preserve"> </w:t>
-      </w:r>
-      <w:r>
-        <w:rPr>
           <w:rFonts w:hint="eastAsia" w:ascii="Times New Roman" w:hAnsi="Times New Roman" w:eastAsia="FangSong" w:cs="Times New Roman"/>
           <w:b/>
           <w:bCs/>
@@ -17581,8 +17333,8 @@
         <w:t xml:space="preserve">参考答案</w:t>
       </w:r>
     </w:p>
-    <w:bookmarkEnd w:id="45"/>
-    <w:bookmarkStart w:id="46" w:name="参考答案-5"/>
+    <w:bookmarkEnd w:id="46"/>
+    <w:bookmarkStart w:id="47" w:name="参考答案-5"/>
     <w:p>
       <w:pPr>
         <w:pStyle w:val="Heading2"/>
@@ -17612,8 +17364,8 @@
         <w:t>。</w:t>
       </w:r>
     </w:p>
-    <w:bookmarkEnd w:id="46"/>
-    <w:bookmarkStart w:id="47" w:name="第-8-题"/>
+    <w:bookmarkEnd w:id="47"/>
+    <w:bookmarkStart w:id="48" w:name="第-8-题"/>
     <w:p>
       <w:pPr>
         <w:pStyle w:val="Heading2"/>
@@ -17867,66 +17619,6 @@
       </w:pPr>
       <w:r>
         <w:rPr>
-          <w:rFonts w:ascii="Times New Roman" w:hAnsi="Times New Roman" w:eastAsia="Times New Roman" w:cs="Times New Roman"/>
-        </w:rPr>
-        <w:t xml:space="preserve">used_in:</w:t>
-      </w:r>
-      <w:r>
-        <w:rPr>
-          <w:rFonts w:ascii="Times New Roman" w:hAnsi="Times New Roman" w:eastAsia="Times New Roman" w:cs="Times New Roman"/>
-        </w:rPr>
-        <w:t xml:space="preserve"> </w:t>
-      </w:r>
-      <w:r>
-        <w:rPr>
-          <w:rFonts w:hint="eastAsia" w:ascii="Times New Roman" w:hAnsi="Times New Roman" w:eastAsia="Times New Roman" w:cs="Times New Roman"/>
-        </w:rPr>
-        <w:t>“</w:t>
-      </w:r>
-      <w:r>
-        <w:rPr>
-          <w:rFonts w:hint="eastAsia" w:ascii="Times New Roman" w:hAnsi="Times New Roman" w:eastAsia="FangSong" w:cs="Times New Roman"/>
-        </w:rPr>
-        <w:t>第二轮习题集</w:t>
-      </w:r>
-      <w:r>
-        <w:rPr>
-          <w:rFonts w:hint="eastAsia" w:ascii="Times New Roman" w:hAnsi="Times New Roman" w:eastAsia="Times New Roman" w:cs="Times New Roman"/>
-        </w:rPr>
-        <w:t>-</w:t>
-      </w:r>
-      <w:r>
-        <w:rPr>
-          <w:rFonts w:hint="eastAsia" w:ascii="Times New Roman" w:hAnsi="Times New Roman" w:eastAsia="FangSong" w:cs="Times New Roman"/>
-        </w:rPr>
-        <w:t>结构化学一</w:t>
-      </w:r>
-      <w:r>
-        <w:rPr>
-          <w:rFonts w:hint="eastAsia" w:ascii="Times New Roman" w:hAnsi="Times New Roman" w:eastAsia="Times New Roman" w:cs="Times New Roman"/>
-        </w:rPr>
-        <w:t>”</w:t>
-      </w:r>
-      <w:r>
-        <w:rPr>
-          <w:rFonts w:ascii="Times New Roman" w:hAnsi="Times New Roman" w:eastAsia="Times New Roman" w:cs="Times New Roman"/>
-        </w:rPr>
-        <w:t xml:space="preserve"> </w:t>
-      </w:r>
-      <w:r>
-        <w:rPr>
-          <w:rFonts w:ascii="Times New Roman" w:hAnsi="Times New Roman" w:eastAsia="Times New Roman" w:cs="Times New Roman"/>
-        </w:rPr>
-        <w:t xml:space="preserve">___</w:t>
-      </w:r>
-      <w:r>
-        <w:rPr>
-          <w:rFonts w:ascii="Times New Roman" w:hAnsi="Times New Roman" w:eastAsia="Times New Roman" w:cs="Times New Roman"/>
-        </w:rPr>
-        <w:t xml:space="preserve"> </w:t>
-      </w:r>
-      <w:r>
-        <w:rPr>
           <w:rFonts w:hint="eastAsia" w:ascii="Times New Roman" w:hAnsi="Times New Roman" w:eastAsia="FangSong" w:cs="Times New Roman"/>
           <w:b/>
           <w:bCs/>
@@ -17934,8 +17626,8 @@
         <w:t xml:space="preserve">参考答案</w:t>
       </w:r>
     </w:p>
-    <w:bookmarkEnd w:id="47"/>
-    <w:bookmarkStart w:id="48" w:name="参考答案-6"/>
+    <w:bookmarkEnd w:id="48"/>
+    <w:bookmarkStart w:id="49" w:name="参考答案-6"/>
     <w:p>
       <w:pPr>
         <w:pStyle w:val="Heading2"/>
@@ -17969,8 +17661,8 @@
         <w:t>：D</w:t>
       </w:r>
     </w:p>
-    <w:bookmarkEnd w:id="48"/>
-    <w:bookmarkStart w:id="49" w:name="第-9-题"/>
+    <w:bookmarkEnd w:id="49"/>
+    <w:bookmarkStart w:id="50" w:name="第-9-题"/>
     <w:p>
       <w:pPr>
         <w:pStyle w:val="Heading2"/>
@@ -18479,16 +18171,10 @@
             </m:rPr>
             <m:t>:</m:t>
           </m:r>
-          <m:r>
-            <m:t>1</m:t>
-          </m:r>
-          <m:r>
-            <m:t>0</m:t>
-          </m:r>
           <m:sSup>
             <m:e>
               <m:r>
-                <m:t>7</m:t>
+                <m:t>107</m:t>
               </m:r>
             </m:e>
             <m:sup>
@@ -18530,13 +18216,10 @@
             </m:rPr>
             <m:t>:</m:t>
           </m:r>
-          <m:r>
-            <m:t>9</m:t>
-          </m:r>
           <m:sSup>
             <m:e>
               <m:r>
-                <m:t>3</m:t>
+                <m:t>93</m:t>
               </m:r>
             </m:e>
             <m:sup>
@@ -18578,16 +18261,10 @@
             </m:rPr>
             <m:t>:</m:t>
           </m:r>
-          <m:r>
-            <m:t>1</m:t>
-          </m:r>
-          <m:r>
-            <m:t>0</m:t>
-          </m:r>
           <m:sSup>
             <m:e>
               <m:r>
-                <m:t>2</m:t>
+                <m:t>102</m:t>
               </m:r>
             </m:e>
             <m:sup>
@@ -18629,16 +18306,10 @@
             </m:rPr>
             <m:t>:</m:t>
           </m:r>
-          <m:r>
-            <m:t>1</m:t>
-          </m:r>
-          <m:r>
-            <m:t>0</m:t>
-          </m:r>
           <m:sSup>
             <m:e>
               <m:r>
-                <m:t>4</m:t>
+                <m:t>104</m:t>
               </m:r>
             </m:e>
             <m:sup>
@@ -18659,66 +18330,6 @@
       </w:pPr>
       <w:r>
         <w:rPr>
-          <w:rFonts w:ascii="Times New Roman" w:hAnsi="Times New Roman" w:eastAsia="Times New Roman" w:cs="Times New Roman"/>
-        </w:rPr>
-        <w:t xml:space="preserve">used_in:</w:t>
-      </w:r>
-      <w:r>
-        <w:rPr>
-          <w:rFonts w:ascii="Times New Roman" w:hAnsi="Times New Roman" w:eastAsia="Times New Roman" w:cs="Times New Roman"/>
-        </w:rPr>
-        <w:t xml:space="preserve"> </w:t>
-      </w:r>
-      <w:r>
-        <w:rPr>
-          <w:rFonts w:hint="eastAsia" w:ascii="Times New Roman" w:hAnsi="Times New Roman" w:eastAsia="Times New Roman" w:cs="Times New Roman"/>
-        </w:rPr>
-        <w:t>“</w:t>
-      </w:r>
-      <w:r>
-        <w:rPr>
-          <w:rFonts w:hint="eastAsia" w:ascii="Times New Roman" w:hAnsi="Times New Roman" w:eastAsia="FangSong" w:cs="Times New Roman"/>
-        </w:rPr>
-        <w:t>第二轮习题集</w:t>
-      </w:r>
-      <w:r>
-        <w:rPr>
-          <w:rFonts w:hint="eastAsia" w:ascii="Times New Roman" w:hAnsi="Times New Roman" w:eastAsia="Times New Roman" w:cs="Times New Roman"/>
-        </w:rPr>
-        <w:t>-</w:t>
-      </w:r>
-      <w:r>
-        <w:rPr>
-          <w:rFonts w:hint="eastAsia" w:ascii="Times New Roman" w:hAnsi="Times New Roman" w:eastAsia="FangSong" w:cs="Times New Roman"/>
-        </w:rPr>
-        <w:t>结构化学一</w:t>
-      </w:r>
-      <w:r>
-        <w:rPr>
-          <w:rFonts w:hint="eastAsia" w:ascii="Times New Roman" w:hAnsi="Times New Roman" w:eastAsia="Times New Roman" w:cs="Times New Roman"/>
-        </w:rPr>
-        <w:t>”</w:t>
-      </w:r>
-      <w:r>
-        <w:rPr>
-          <w:rFonts w:ascii="Times New Roman" w:hAnsi="Times New Roman" w:eastAsia="Times New Roman" w:cs="Times New Roman"/>
-        </w:rPr>
-        <w:t xml:space="preserve"> </w:t>
-      </w:r>
-      <w:r>
-        <w:rPr>
-          <w:rFonts w:ascii="Times New Roman" w:hAnsi="Times New Roman" w:eastAsia="Times New Roman" w:cs="Times New Roman"/>
-        </w:rPr>
-        <w:t xml:space="preserve">___</w:t>
-      </w:r>
-      <w:r>
-        <w:rPr>
-          <w:rFonts w:ascii="Times New Roman" w:hAnsi="Times New Roman" w:eastAsia="Times New Roman" w:cs="Times New Roman"/>
-        </w:rPr>
-        <w:t xml:space="preserve"> </w:t>
-      </w:r>
-      <w:r>
-        <w:rPr>
           <w:rFonts w:hint="eastAsia" w:ascii="Times New Roman" w:hAnsi="Times New Roman" w:eastAsia="FangSong" w:cs="Times New Roman"/>
           <w:b/>
           <w:bCs/>
@@ -18726,8 +18337,8 @@
         <w:t xml:space="preserve">参考答案</w:t>
       </w:r>
     </w:p>
-    <w:bookmarkEnd w:id="49"/>
-    <w:bookmarkStart w:id="50" w:name="参考答案-7"/>
+    <w:bookmarkEnd w:id="50"/>
+    <w:bookmarkStart w:id="51" w:name="参考答案-7"/>
     <w:p>
       <w:pPr>
         <w:pStyle w:val="Heading2"/>
@@ -18757,8 +18368,8 @@
         <w:t>。</w:t>
       </w:r>
     </w:p>
-    <w:bookmarkEnd w:id="50"/>
-    <w:bookmarkStart w:id="51" w:name="第-10-题"/>
+    <w:bookmarkEnd w:id="51"/>
+    <w:bookmarkStart w:id="52" w:name="第-10-题"/>
     <w:p>
       <w:pPr>
         <w:pStyle w:val="Heading2"/>
@@ -18978,8 +18589,8 @@
         <w:t xml:space="preserve">参考答案</w:t>
       </w:r>
     </w:p>
-    <w:bookmarkEnd w:id="51"/>
-    <w:bookmarkStart w:id="52" w:name="参考答案提炼版供参考"/>
+    <w:bookmarkEnd w:id="52"/>
+    <w:bookmarkStart w:id="53" w:name="参考答案提炼版供参考"/>
     <w:p>
       <w:pPr>
         <w:pStyle w:val="Heading2"/>
@@ -19022,8 +18633,8 @@
         <w:t>）</w:t>
       </w:r>
     </w:p>
-    <w:bookmarkEnd w:id="52"/>
-    <w:bookmarkStart w:id="53" w:name="参考答案-8"/>
+    <w:bookmarkEnd w:id="53"/>
+    <w:bookmarkStart w:id="54" w:name="参考答案-8"/>
     <w:p>
       <w:pPr>
         <w:pStyle w:val="Heading2"/>
@@ -19554,13 +19165,71 @@
     </w:p>
     <w:p>
       <w:pPr>
-        <w:pStyle w:val="BodyText"/>
-      </w:pPr>
-      <w:r>
-        <w:rPr>
-          <w:rFonts w:ascii="Times New Roman" w:hAnsi="Times New Roman" w:eastAsia="Times New Roman" w:cs="Times New Roman"/>
-        </w:rPr>
-        <w:t xml:space="preserve">used_in:</w:t>
+        <w:spacing w:before="160" w:after="80"/>
+      </w:pPr>
+      <w:r>
+        <w:pict>
+          <v:rect style="width:0;height:1.5pt" o:hralign="center" o:hrstd="t" o:hr="t"/>
+        </w:pict>
+      </w:r>
+    </w:p>
+    <w:p>
+      <w:pPr>
+        <w:pStyle w:val="BlockText"/>
+      </w:pPr>
+      <w:r>
+        <w:rPr>
+          <w:rFonts w:hint="eastAsia" w:ascii="Times New Roman" w:hAnsi="Times New Roman" w:eastAsia="FangSong" w:cs="Times New Roman"/>
+        </w:rPr>
+        <w:t>来源</w:t>
+      </w:r>
+      <w:r>
+        <w:rPr>
+          <w:rFonts w:hint="eastAsia" w:ascii="Times New Roman" w:hAnsi="Times New Roman" w:eastAsia="Times New Roman" w:cs="Times New Roman"/>
+        </w:rPr>
+        <w:t>：</w:t>
+      </w:r>
+      <w:r>
+        <w:rPr>
+          <w:rFonts w:hint="eastAsia" w:ascii="Times New Roman" w:hAnsi="Times New Roman" w:eastAsia="FangSong" w:cs="Times New Roman"/>
+        </w:rPr>
+        <w:t>赵鑫光</w:t>
+      </w:r>
+      <w:r>
+        <w:rPr>
+          <w:rFonts w:hint="eastAsia" w:ascii="Times New Roman" w:hAnsi="Times New Roman" w:eastAsia="Times New Roman" w:cs="Times New Roman"/>
+        </w:rPr>
+        <w:t>《</w:t>
+      </w:r>
+      <w:r>
+        <w:rPr>
+          <w:rFonts w:hint="eastAsia" w:ascii="Times New Roman" w:hAnsi="Times New Roman" w:eastAsia="FangSong" w:cs="Times New Roman"/>
+        </w:rPr>
+        <w:t>高中化学竞赛基本理论学习笔记</w:t>
+      </w:r>
+      <w:r>
+        <w:rPr>
+          <w:rFonts w:hint="eastAsia" w:ascii="Times New Roman" w:hAnsi="Times New Roman" w:eastAsia="Times New Roman" w:cs="Times New Roman"/>
+        </w:rPr>
+        <w:t>》</w:t>
+      </w:r>
+      <w:r>
+        <w:rPr>
+          <w:rFonts w:hint="eastAsia" w:ascii="Times New Roman" w:hAnsi="Times New Roman" w:eastAsia="FangSong" w:cs="Times New Roman"/>
+        </w:rPr>
+        <w:t>第</w:t>
+      </w:r>
+      <w:r>
+        <w:rPr>
+          <w:rFonts w:hint="eastAsia" w:ascii="Times New Roman" w:hAnsi="Times New Roman" w:eastAsia="Times New Roman" w:cs="Times New Roman"/>
+        </w:rPr>
+        <w:t>2</w:t>
+      </w:r>
+      <w:r>
+        <w:rPr>
+          <w:rFonts w:hint="eastAsia" w:ascii="Times New Roman" w:hAnsi="Times New Roman" w:eastAsia="FangSong" w:cs="Times New Roman"/>
+        </w:rPr>
+        <w:t>章</w:t>
       </w:r>
       <w:r>
         <w:rPr>
@@ -19570,120 +19239,6 @@
       </w:r>
       <w:r>
         <w:rPr>
-          <w:rFonts w:hint="eastAsia" w:ascii="Times New Roman" w:hAnsi="Times New Roman" w:eastAsia="Times New Roman" w:cs="Times New Roman"/>
-        </w:rPr>
-        <w:t>“</w:t>
-      </w:r>
-      <w:r>
-        <w:rPr>
-          <w:rFonts w:hint="eastAsia" w:ascii="Times New Roman" w:hAnsi="Times New Roman" w:eastAsia="FangSong" w:cs="Times New Roman"/>
-        </w:rPr>
-        <w:t>第二轮习题集</w:t>
-      </w:r>
-      <w:r>
-        <w:rPr>
-          <w:rFonts w:hint="eastAsia" w:ascii="Times New Roman" w:hAnsi="Times New Roman" w:eastAsia="Times New Roman" w:cs="Times New Roman"/>
-        </w:rPr>
-        <w:t>-</w:t>
-      </w:r>
-      <w:r>
-        <w:rPr>
-          <w:rFonts w:hint="eastAsia" w:ascii="Times New Roman" w:hAnsi="Times New Roman" w:eastAsia="FangSong" w:cs="Times New Roman"/>
-        </w:rPr>
-        <w:t>结构化学一</w:t>
-      </w:r>
-      <w:r>
-        <w:rPr>
-          <w:rFonts w:hint="eastAsia" w:ascii="Times New Roman" w:hAnsi="Times New Roman" w:eastAsia="Times New Roman" w:cs="Times New Roman"/>
-        </w:rPr>
-        <w:t>”</w:t>
-      </w:r>
-      <w:r>
-        <w:rPr>
-          <w:rFonts w:ascii="Times New Roman" w:hAnsi="Times New Roman" w:eastAsia="Times New Roman" w:cs="Times New Roman"/>
-        </w:rPr>
-        <w:t xml:space="preserve"> </w:t>
-      </w:r>
-      <w:r>
-        <w:rPr>
-          <w:rFonts w:ascii="Times New Roman" w:hAnsi="Times New Roman" w:eastAsia="Times New Roman" w:cs="Times New Roman"/>
-        </w:rPr>
-        <w:t xml:space="preserve">___</w:t>
-      </w:r>
-      <w:r>
-        <w:rPr>
-          <w:rFonts w:ascii="Times New Roman" w:hAnsi="Times New Roman" w:eastAsia="Times New Roman" w:cs="Times New Roman"/>
-        </w:rPr>
-        <w:t xml:space="preserve"> </w:t>
-      </w:r>
-      <w:r>
-        <w:rPr>
-          <w:rFonts w:ascii="Times New Roman" w:hAnsi="Times New Roman" w:eastAsia="Times New Roman" w:cs="Times New Roman"/>
-        </w:rPr>
-        <w:t xml:space="preserve">&gt; </w:t>
-      </w:r>
-      <w:r>
-        <w:rPr>
-          <w:rFonts w:hint="eastAsia" w:ascii="Times New Roman" w:hAnsi="Times New Roman" w:eastAsia="FangSong" w:cs="Times New Roman"/>
-        </w:rPr>
-        <w:t>来源</w:t>
-      </w:r>
-      <w:r>
-        <w:rPr>
-          <w:rFonts w:hint="eastAsia" w:ascii="Times New Roman" w:hAnsi="Times New Roman" w:eastAsia="Times New Roman" w:cs="Times New Roman"/>
-        </w:rPr>
-        <w:t>：</w:t>
-      </w:r>
-      <w:r>
-        <w:rPr>
-          <w:rFonts w:hint="eastAsia" w:ascii="Times New Roman" w:hAnsi="Times New Roman" w:eastAsia="FangSong" w:cs="Times New Roman"/>
-        </w:rPr>
-        <w:t>赵鑫光</w:t>
-      </w:r>
-      <w:r>
-        <w:rPr>
-          <w:rFonts w:hint="eastAsia" w:ascii="Times New Roman" w:hAnsi="Times New Roman" w:eastAsia="Times New Roman" w:cs="Times New Roman"/>
-        </w:rPr>
-        <w:t>《</w:t>
-      </w:r>
-      <w:r>
-        <w:rPr>
-          <w:rFonts w:hint="eastAsia" w:ascii="Times New Roman" w:hAnsi="Times New Roman" w:eastAsia="FangSong" w:cs="Times New Roman"/>
-        </w:rPr>
-        <w:t>高中化学竞赛基本理论学习笔记</w:t>
-      </w:r>
-      <w:r>
-        <w:rPr>
-          <w:rFonts w:hint="eastAsia" w:ascii="Times New Roman" w:hAnsi="Times New Roman" w:eastAsia="Times New Roman" w:cs="Times New Roman"/>
-        </w:rPr>
-        <w:t>》</w:t>
-      </w:r>
-      <w:r>
-        <w:rPr>
-          <w:rFonts w:hint="eastAsia" w:ascii="Times New Roman" w:hAnsi="Times New Roman" w:eastAsia="FangSong" w:cs="Times New Roman"/>
-        </w:rPr>
-        <w:t>第</w:t>
-      </w:r>
-      <w:r>
-        <w:rPr>
-          <w:rFonts w:hint="eastAsia" w:ascii="Times New Roman" w:hAnsi="Times New Roman" w:eastAsia="Times New Roman" w:cs="Times New Roman"/>
-        </w:rPr>
-        <w:t>2</w:t>
-      </w:r>
-      <w:r>
-        <w:rPr>
-          <w:rFonts w:hint="eastAsia" w:ascii="Times New Roman" w:hAnsi="Times New Roman" w:eastAsia="FangSong" w:cs="Times New Roman"/>
-        </w:rPr>
-        <w:t>章</w:t>
-      </w:r>
-      <w:r>
-        <w:rPr>
-          <w:rFonts w:ascii="Times New Roman" w:hAnsi="Times New Roman" w:eastAsia="Times New Roman" w:cs="Times New Roman"/>
-        </w:rPr>
-        <w:t xml:space="preserve"> </w:t>
-      </w:r>
-      <w:r>
-        <w:rPr>
           <w:rFonts w:hint="eastAsia" w:ascii="Times New Roman" w:hAnsi="Times New Roman" w:eastAsia="FangSong" w:cs="Times New Roman"/>
         </w:rPr>
         <w:t>习题</w:t>
@@ -19695,8 +19250,8 @@
         <w:t>9</w:t>
       </w:r>
     </w:p>
-    <w:bookmarkEnd w:id="53"/>
-    <w:bookmarkStart w:id="54" w:name="第-11-题"/>
+    <w:bookmarkEnd w:id="54"/>
+    <w:bookmarkStart w:id="55" w:name="第-11-题"/>
     <w:p>
       <w:pPr>
         <w:pStyle w:val="Heading2"/>
@@ -20153,8 +19708,8 @@
         <w:t xml:space="preserve">参考答案</w:t>
       </w:r>
     </w:p>
-    <w:bookmarkEnd w:id="54"/>
-    <w:bookmarkStart w:id="55" w:name="参考答案-9"/>
+    <w:bookmarkEnd w:id="55"/>
+    <w:bookmarkStart w:id="56" w:name="参考答案-9"/>
     <w:p>
       <w:pPr>
         <w:pStyle w:val="Heading2"/>
@@ -20573,7 +20128,20 @@
                     <m:nor/>
                     <m:sty m:val="p"/>
                   </m:rPr>
-                  <m:t>属9 ∼17电子构型</m:t>
+                  <m:t>属9</m:t>
+                </m:r>
+                <m:r>
+                  <m:rPr>
+                    <m:sty m:val="p"/>
+                  </m:rPr>
+                  <m:t>∼</m:t>
+                </m:r>
+                <m:r>
+                  <m:rPr>
+                    <m:nor/>
+                    <m:sty m:val="p"/>
+                  </m:rPr>
+                  <m:t>17电子构型</m:t>
                 </m:r>
               </m:e>
             </m:mr>
@@ -20716,10 +20284,7 @@
                   </m:e>
                   <m:sup>
                     <m:r>
-                      <m:t>1</m:t>
-                    </m:r>
-                    <m:r>
-                      <m:t>0</m:t>
+                      <m:t>10</m:t>
                     </m:r>
                   </m:sup>
                 </m:sSup>
@@ -20773,10 +20338,7 @@
                   </m:e>
                   <m:sup>
                     <m:r>
-                      <m:t>1</m:t>
-                    </m:r>
-                    <m:r>
-                      <m:t>0</m:t>
+                      <m:t>10</m:t>
                     </m:r>
                   </m:sup>
                 </m:sSup>
@@ -20794,10 +20356,7 @@
                   </m:e>
                   <m:sup>
                     <m:r>
-                      <m:t>1</m:t>
-                    </m:r>
-                    <m:r>
-                      <m:t>4</m:t>
+                      <m:t>14</m:t>
                     </m:r>
                   </m:sup>
                 </m:sSup>
@@ -20851,10 +20410,7 @@
                   </m:e>
                   <m:sup>
                     <m:r>
-                      <m:t>1</m:t>
-                    </m:r>
-                    <m:r>
-                      <m:t>0</m:t>
+                      <m:t>10</m:t>
                     </m:r>
                   </m:sup>
                 </m:sSup>
@@ -21026,10 +20582,7 @@
                   </m:e>
                   <m:sup>
                     <m:r>
-                      <m:t>1</m:t>
-                    </m:r>
-                    <m:r>
-                      <m:t>0</m:t>
+                      <m:t>10</m:t>
                     </m:r>
                   </m:sup>
                 </m:sSup>
@@ -21083,10 +20636,7 @@
                   </m:e>
                   <m:sup>
                     <m:r>
-                      <m:t>1</m:t>
-                    </m:r>
-                    <m:r>
-                      <m:t>1</m:t>
+                      <m:t>11</m:t>
                     </m:r>
                   </m:sup>
                 </m:sSup>
@@ -21251,7 +20801,20 @@
                     <m:nor/>
                     <m:sty m:val="p"/>
                   </m:rPr>
-                  <m:t>属9 ∼17电子构型</m:t>
+                  <m:t>属9</m:t>
+                </m:r>
+                <m:r>
+                  <m:rPr>
+                    <m:sty m:val="p"/>
+                  </m:rPr>
+                  <m:t>∼</m:t>
+                </m:r>
+                <m:r>
+                  <m:rPr>
+                    <m:nor/>
+                    <m:sty m:val="p"/>
+                  </m:rPr>
+                  <m:t>17电子构型</m:t>
                 </m:r>
               </m:e>
             </m:mr>
@@ -21394,10 +20957,7 @@
                   </m:e>
                   <m:sup>
                     <m:r>
-                      <m:t>1</m:t>
-                    </m:r>
-                    <m:r>
-                      <m:t>0</m:t>
+                      <m:t>10</m:t>
                     </m:r>
                   </m:sup>
                 </m:sSup>
@@ -21456,10 +21016,7 @@
                   </m:sub>
                   <m:sup>
                     <m:r>
-                      <m:t>1</m:t>
-                    </m:r>
-                    <m:r>
-                      <m:t>0</m:t>
+                      <m:t>10</m:t>
                     </m:r>
                   </m:sup>
                 </m:sSubSup>
@@ -21482,10 +21039,7 @@
                   </m:sub>
                   <m:sup>
                     <m:r>
-                      <m:t>1</m:t>
-                    </m:r>
-                    <m:r>
-                      <m:t>4</m:t>
+                      <m:t>14</m:t>
                     </m:r>
                   </m:sup>
                 </m:sSubSup>
@@ -21554,10 +21108,7 @@
                   </m:sub>
                   <m:sup>
                     <m:r>
-                      <m:t>1</m:t>
-                    </m:r>
-                    <m:r>
-                      <m:t>0</m:t>
+                      <m:t>10</m:t>
                     </m:r>
                   </m:sup>
                 </m:sSubSup>
@@ -21858,10 +21409,7 @@
                   </m:sub>
                   <m:sup>
                     <m:r>
-                      <m:t>1</m:t>
-                    </m:r>
-                    <m:r>
-                      <m:t>0</m:t>
+                      <m:t>10</m:t>
                     </m:r>
                   </m:sup>
                 </m:sSubSup>
@@ -21926,8 +21474,8 @@
         </m:oMath>
       </m:oMathPara>
     </w:p>
-    <w:bookmarkEnd w:id="55"/>
-    <w:bookmarkStart w:id="56" w:name="知识点映射-2"/>
+    <w:bookmarkEnd w:id="56"/>
+    <w:bookmarkStart w:id="57" w:name="知识点映射-2"/>
     <w:p>
       <w:pPr>
         <w:pStyle w:val="Heading2"/>
@@ -21955,8 +21503,8 @@
         <w:t xml:space="preserve">离子键</w:t>
       </w:r>
     </w:p>
-    <w:bookmarkEnd w:id="56"/>
-    <w:bookmarkStart w:id="57" w:name="第-12-题"/>
+    <w:bookmarkEnd w:id="57"/>
+    <w:bookmarkStart w:id="58" w:name="第-12-题"/>
     <w:p>
       <w:pPr>
         <w:pStyle w:val="Heading2"/>
@@ -22086,25 +21634,18 @@
         </w:rPr>
         <w:t xml:space="preserve">A. Cr(Ⅲ) B. Mn(Ⅱ) C. Fe(Ⅱ) D. Mn(Ⅲ)</w:t>
       </w:r>
-      <w:r>
-        <w:rPr>
-          <w:rFonts w:ascii="Times New Roman" w:hAnsi="Times New Roman" w:eastAsia="Times New Roman" w:cs="Times New Roman"/>
-        </w:rPr>
-        <w:t xml:space="preserve"> </w:t>
-      </w:r>
+    </w:p>
+    <w:p>
+      <w:pPr>
+        <w:pStyle w:val="BodyText"/>
+      </w:pPr>
       <w:r>
         <w:rPr>
           <w:rFonts w:hint="eastAsia" w:ascii="Times New Roman" w:hAnsi="Times New Roman" w:eastAsia="FangSong" w:cs="Times New Roman"/>
           <w:b/>
           <w:bCs/>
         </w:rPr>
-        <w:t xml:space="preserve">答案</w:t>
-      </w:r>
-      <w:r>
-        <w:rPr>
-          <w:rFonts w:hint="eastAsia" w:ascii="Times New Roman" w:hAnsi="Times New Roman" w:eastAsia="Times New Roman" w:cs="Times New Roman"/>
-        </w:rPr>
-        <w:t xml:space="preserve">：C</w:t>
+        <w:t xml:space="preserve">参考答案</w:t>
       </w:r>
     </w:p>
     <w:p>
@@ -22117,11 +21658,17 @@
           <w:b/>
           <w:bCs/>
         </w:rPr>
-        <w:t xml:space="preserve">参考答案</w:t>
+        <w:t xml:space="preserve">答案</w:t>
+      </w:r>
+      <w:r>
+        <w:rPr>
+          <w:rFonts w:hint="eastAsia" w:ascii="Times New Roman" w:hAnsi="Times New Roman" w:eastAsia="Times New Roman" w:cs="Times New Roman"/>
+        </w:rPr>
+        <w:t xml:space="preserve">：C</w:t>
       </w:r>
     </w:p>
-    <w:bookmarkEnd w:id="57"/>
-    <w:bookmarkStart w:id="58" w:name="参考答案提炼版供参考-1"/>
+    <w:bookmarkEnd w:id="58"/>
+    <w:bookmarkStart w:id="59" w:name="参考答案提炼版供参考-1"/>
     <w:p>
       <w:pPr>
         <w:pStyle w:val="Heading2"/>
@@ -22385,8 +21932,8 @@
         <w:t xml:space="preserve"> = -1.2△o。</w:t>
       </w:r>
     </w:p>
-    <w:bookmarkEnd w:id="58"/>
-    <w:bookmarkStart w:id="59" w:name="第-13-题"/>
+    <w:bookmarkEnd w:id="59"/>
+    <w:bookmarkStart w:id="60" w:name="第-13-题"/>
     <w:p>
       <w:pPr>
         <w:pStyle w:val="Heading2"/>
@@ -23306,8 +22853,8 @@
         <w:t xml:space="preserve">参考答案</w:t>
       </w:r>
     </w:p>
-    <w:bookmarkEnd w:id="59"/>
-    <w:bookmarkStart w:id="60" w:name="参考答案提炼版供参考-2"/>
+    <w:bookmarkEnd w:id="60"/>
+    <w:bookmarkStart w:id="61" w:name="参考答案提炼版供参考-2"/>
     <w:p>
       <w:pPr>
         <w:pStyle w:val="Heading2"/>
@@ -23350,8 +22897,8 @@
         <w:t>）</w:t>
       </w:r>
     </w:p>
-    <w:bookmarkEnd w:id="60"/>
-    <w:bookmarkStart w:id="61" w:name="参考答案-10"/>
+    <w:bookmarkEnd w:id="61"/>
+    <w:bookmarkStart w:id="62" w:name="参考答案-10"/>
     <w:p>
       <w:pPr>
         <w:pStyle w:val="Heading2"/>
@@ -23830,8 +23377,8 @@
         </m:oMath>
       </m:oMathPara>
     </w:p>
-    <w:bookmarkEnd w:id="61"/>
-    <w:bookmarkStart w:id="62" w:name="第-14-题"/>
+    <w:bookmarkEnd w:id="62"/>
+    <w:bookmarkStart w:id="63" w:name="第-14-题"/>
     <w:p>
       <w:pPr>
         <w:pStyle w:val="Heading2"/>
@@ -24235,8 +23782,8 @@
         <w:t xml:space="preserve">参考答案</w:t>
       </w:r>
     </w:p>
-    <w:bookmarkEnd w:id="62"/>
-    <w:bookmarkStart w:id="63" w:name="参考答案-11"/>
+    <w:bookmarkEnd w:id="63"/>
+    <w:bookmarkStart w:id="64" w:name="参考答案-11"/>
     <w:p>
       <w:pPr>
         <w:pStyle w:val="Heading2"/>
@@ -25053,10 +24600,7 @@
                     </m:e>
                     <m:sub>
                       <m:r>
-                        <m:t>1</m:t>
-                      </m:r>
-                      <m:r>
-                        <m:t>9</m:t>
+                        <m:t>19</m:t>
                       </m:r>
                     </m:sub>
                   </m:sSub>
@@ -25108,10 +24652,7 @@
                     </m:e>
                     <m:sub>
                       <m:r>
-                        <m:t>1</m:t>
-                      </m:r>
-                      <m:r>
-                        <m:t>0</m:t>
+                        <m:t>10</m:t>
                       </m:r>
                     </m:sub>
                   </m:sSub>
@@ -25126,10 +24667,7 @@
                     </m:e>
                     <m:sub>
                       <m:r>
-                        <m:t>2</m:t>
-                      </m:r>
-                      <m:r>
-                        <m:t>8</m:t>
+                        <m:t>28</m:t>
                       </m:r>
                     </m:sub>
                   </m:sSub>
@@ -25196,10 +24734,7 @@
                     </m:e>
                     <m:sub>
                       <m:r>
-                        <m:t>2</m:t>
-                      </m:r>
-                      <m:r>
-                        <m:t>4</m:t>
+                        <m:t>24</m:t>
                       </m:r>
                     </m:sub>
                   </m:sSub>
@@ -26397,8 +25932,8 @@
         <w:t xml:space="preserve">。</w:t>
       </w:r>
     </w:p>
-    <w:bookmarkEnd w:id="63"/>
-    <w:bookmarkStart w:id="67" w:name="第-15-题"/>
+    <w:bookmarkEnd w:id="64"/>
+    <w:bookmarkStart w:id="68" w:name="第-15-题"/>
     <w:p>
       <w:pPr>
         <w:pStyle w:val="Heading2"/>
@@ -26708,18 +26243,18 @@
           <wp:inline>
             <wp:extent cx="3240000" cy="4584609"/>
             <wp:effectExtent b="0" l="0" r="0" t="0"/>
-            <wp:docPr descr="" title="" id="65" name="Picture"/>
+            <wp:docPr descr="" title="" id="66" name="Picture"/>
             <a:graphic>
               <a:graphicData uri="http://schemas.openxmlformats.org/drawingml/2006/picture">
                 <pic:pic>
                   <pic:nvPicPr>
-                    <pic:cNvPr descr="06-外部资料导入/真题/省预赛/images/2021-浙江预赛_p12.png" id="66" name="Picture"/>
+                    <pic:cNvPr descr="06-外部资料导入/真题/省预赛/images/2021-浙江预赛_p12.png" id="67" name="Picture"/>
                     <pic:cNvPicPr>
                       <a:picLocks noChangeArrowheads="1" noChangeAspect="1"/>
                     </pic:cNvPicPr>
                   </pic:nvPicPr>
                   <pic:blipFill>
-                    <a:blip r:embed="rId64"/>
+                    <a:blip r:embed="rId65"/>
                     <a:stretch>
                       <a:fillRect/>
                     </a:stretch>
@@ -26901,8 +26436,8 @@
         <w:t xml:space="preserve">参考答案</w:t>
       </w:r>
     </w:p>
-    <w:bookmarkEnd w:id="67"/>
-    <w:bookmarkStart w:id="68" w:name="参考答案-12"/>
+    <w:bookmarkEnd w:id="68"/>
+    <w:bookmarkStart w:id="69" w:name="参考答案-12"/>
     <w:p>
       <w:pPr>
         <w:pStyle w:val="Heading2"/>
@@ -26915,8 +26450,8 @@
         <w:t xml:space="preserve">参考答案</w:t>
       </w:r>
     </w:p>
-    <w:bookmarkEnd w:id="68"/>
-    <w:bookmarkStart w:id="69" w:name="第-16-题"/>
+    <w:bookmarkEnd w:id="69"/>
+    <w:bookmarkStart w:id="70" w:name="第-16-题"/>
     <w:p>
       <w:pPr>
         <w:pStyle w:val="Heading2"/>
@@ -29742,8 +29277,8 @@
         <w:t xml:space="preserve">参考答案</w:t>
       </w:r>
     </w:p>
-    <w:bookmarkEnd w:id="69"/>
-    <w:bookmarkStart w:id="70" w:name="参考答案-13"/>
+    <w:bookmarkEnd w:id="70"/>
+    <w:bookmarkStart w:id="71" w:name="参考答案-13"/>
     <w:p>
       <w:pPr>
         <w:pStyle w:val="Heading2"/>
@@ -29824,8 +29359,8 @@
         <w:t>）</w:t>
       </w:r>
     </w:p>
-    <w:bookmarkEnd w:id="70"/>
-    <w:bookmarkStart w:id="71" w:name="知识点映射-3"/>
+    <w:bookmarkEnd w:id="71"/>
+    <w:bookmarkStart w:id="72" w:name="知识点映射-3"/>
     <w:p>
       <w:pPr>
         <w:pStyle w:val="Heading2"/>
@@ -29868,8 +29403,8 @@
         <w:t xml:space="preserve">配位键</w:t>
       </w:r>
     </w:p>
-    <w:bookmarkEnd w:id="71"/>
-    <w:bookmarkStart w:id="72" w:name="第-17-题"/>
+    <w:bookmarkEnd w:id="72"/>
+    <w:bookmarkStart w:id="73" w:name="第-17-题"/>
     <w:p>
       <w:pPr>
         <w:pStyle w:val="Heading2"/>
@@ -30537,8 +30072,8 @@
         <w:t xml:space="preserve">参考答案</w:t>
       </w:r>
     </w:p>
-    <w:bookmarkEnd w:id="72"/>
-    <w:bookmarkStart w:id="73" w:name="参考答案-14"/>
+    <w:bookmarkEnd w:id="73"/>
+    <w:bookmarkStart w:id="74" w:name="参考答案-14"/>
     <w:p>
       <w:pPr>
         <w:pStyle w:val="Heading2"/>
@@ -32259,8 +31794,8 @@
         <w:t xml:space="preserve">小</w:t>
       </w:r>
     </w:p>
-    <w:bookmarkEnd w:id="73"/>
-    <w:bookmarkStart w:id="74" w:name="第-18-题"/>
+    <w:bookmarkEnd w:id="74"/>
+    <w:bookmarkStart w:id="75" w:name="第-18-题"/>
     <w:p>
       <w:pPr>
         <w:pStyle w:val="Heading2"/>
@@ -32956,8 +32491,8 @@
         <w:t xml:space="preserve">参考答案</w:t>
       </w:r>
     </w:p>
-    <w:bookmarkEnd w:id="74"/>
-    <w:bookmarkStart w:id="75" w:name="参考答案-15"/>
+    <w:bookmarkEnd w:id="75"/>
+    <w:bookmarkStart w:id="76" w:name="参考答案-15"/>
     <w:p>
       <w:pPr>
         <w:pStyle w:val="Heading2"/>
@@ -33357,8 +32892,8 @@
         <w:t>答案</w:t>
       </w:r>
     </w:p>
-    <w:bookmarkEnd w:id="75"/>
-    <w:bookmarkStart w:id="76" w:name="第-19-题"/>
+    <w:bookmarkEnd w:id="76"/>
+    <w:bookmarkStart w:id="77" w:name="第-19-题"/>
     <w:p>
       <w:pPr>
         <w:pStyle w:val="Heading2"/>
@@ -33874,12 +33409,24 @@
         </w:rPr>
         <w:t>。</w:t>
       </w:r>
-      <w:r>
-        <w:rPr>
-          <w:rFonts w:ascii="Times New Roman" w:hAnsi="Times New Roman" w:eastAsia="Times New Roman" w:cs="Times New Roman"/>
-        </w:rPr>
-        <w:t xml:space="preserve"> </w:t>
-      </w:r>
+    </w:p>
+    <w:p>
+      <w:pPr>
+        <w:pStyle w:val="BodyText"/>
+      </w:pPr>
+      <w:r>
+        <w:rPr>
+          <w:rFonts w:hint="eastAsia" w:ascii="Times New Roman" w:hAnsi="Times New Roman" w:eastAsia="FangSong" w:cs="Times New Roman"/>
+          <w:b/>
+          <w:bCs/>
+        </w:rPr>
+        <w:t xml:space="preserve">参考答案</w:t>
+      </w:r>
+    </w:p>
+    <w:p>
+      <w:pPr>
+        <w:pStyle w:val="BodyText"/>
+      </w:pPr>
       <w:r>
         <w:rPr>
           <w:rFonts w:hint="eastAsia" w:ascii="Times New Roman" w:hAnsi="Times New Roman" w:eastAsia="FangSong" w:cs="Times New Roman"/>
@@ -34377,56 +33924,8 @@
         </m:sSub>
       </m:oMath>
     </w:p>
-    <w:p>
-      <w:pPr>
-        <w:pStyle w:val="BodyText"/>
-      </w:pPr>
-      <w:r>
-        <w:rPr>
-          <w:rFonts w:hint="eastAsia" w:ascii="Times New Roman" w:hAnsi="Times New Roman" w:eastAsia="FangSong" w:cs="Times New Roman"/>
-          <w:b/>
-          <w:bCs/>
-        </w:rPr>
-        <w:t xml:space="preserve">参考答案</w:t>
-      </w:r>
-    </w:p>
-    <w:p>
-      <w:pPr>
-        <w:pStyle w:val="BodyText"/>
-      </w:pPr>
-      <w:r>
-        <w:rPr>
-          <w:rFonts w:hint="eastAsia" w:ascii="Times New Roman" w:hAnsi="Times New Roman" w:eastAsia="Times New Roman" w:cs="Times New Roman"/>
-        </w:rPr>
-        <w:t>（</w:t>
-      </w:r>
-      <w:r>
-        <w:rPr>
-          <w:rFonts w:hint="eastAsia" w:ascii="Times New Roman" w:hAnsi="Times New Roman" w:eastAsia="FangSong" w:cs="Times New Roman"/>
-        </w:rPr>
-        <w:t>题库源文件未含结构化答案区</w:t>
-      </w:r>
-      <w:r>
-        <w:rPr>
-          <w:rFonts w:hint="eastAsia" w:ascii="Times New Roman" w:hAnsi="Times New Roman" w:eastAsia="Times New Roman" w:cs="Times New Roman"/>
-        </w:rPr>
-        <w:t>，</w:t>
-      </w:r>
-      <w:r>
-        <w:rPr>
-          <w:rFonts w:hint="eastAsia" w:ascii="Times New Roman" w:hAnsi="Times New Roman" w:eastAsia="FangSong" w:cs="Times New Roman"/>
-        </w:rPr>
-        <w:t>见题文件</w:t>
-      </w:r>
-      <w:r>
-        <w:rPr>
-          <w:rFonts w:hint="eastAsia" w:ascii="Times New Roman" w:hAnsi="Times New Roman" w:eastAsia="Times New Roman" w:cs="Times New Roman"/>
-        </w:rPr>
-        <w:t>）</w:t>
-      </w:r>
-    </w:p>
-    <w:bookmarkEnd w:id="76"/>
-    <w:bookmarkStart w:id="77" w:name="第-20-题"/>
+    <w:bookmarkEnd w:id="77"/>
+    <w:bookmarkStart w:id="78" w:name="第-20-题"/>
     <w:p>
       <w:pPr>
         <w:pStyle w:val="Heading2"/>
@@ -34668,8 +34167,8 @@
         <w:t xml:space="preserve">参考答案</w:t>
       </w:r>
     </w:p>
-    <w:bookmarkEnd w:id="77"/>
-    <w:bookmarkStart w:id="78" w:name="参考答案提炼版供参考-3"/>
+    <w:bookmarkEnd w:id="78"/>
+    <w:bookmarkStart w:id="79" w:name="参考答案提炼版供参考-3"/>
     <w:p>
       <w:pPr>
         <w:pStyle w:val="Heading2"/>
@@ -34712,8 +34211,8 @@
         <w:t>）</w:t>
       </w:r>
     </w:p>
-    <w:bookmarkEnd w:id="78"/>
-    <w:bookmarkStart w:id="79" w:name="参考答案-16"/>
+    <w:bookmarkEnd w:id="79"/>
+    <w:bookmarkStart w:id="80" w:name="参考答案-16"/>
     <w:p>
       <w:pPr>
         <w:pStyle w:val="Heading2"/>
@@ -35749,8 +35248,8 @@
         <w:t>。</w:t>
       </w:r>
     </w:p>
-    <w:bookmarkEnd w:id="79"/>
     <w:bookmarkEnd w:id="80"/>
+    <w:bookmarkEnd w:id="81"/>
     <w:sectPr>
       <w:footerReference w:type="default" r:id="rId9"/>
       <w:footnotePr>

--- a/00-首页/题组Word/第二轮习题集/第二轮习题集-结构化学一-教师版.docx
+++ b/00-首页/题组Word/第二轮习题集/第二轮习题集-结构化学一-教师版.docx
@@ -183,7 +183,7 @@
         </w:rPr>
         <w:drawing>
           <wp:inline>
-            <wp:extent cx="2159000" cy="1574800"/>
+            <wp:extent cx="2082800" cy="1574800"/>
             <wp:effectExtent b="0" l="0" r="0" t="0"/>
             <wp:docPr descr="" title="" id="11" name="Picture"/>
             <a:graphic>
@@ -204,7 +204,7 @@
                   <pic:spPr bwMode="auto">
                     <a:xfrm>
                       <a:off x="0" y="0"/>
-                      <a:ext cx="2159000" cy="1574800"/>
+                      <a:ext cx="2082800" cy="1574800"/>
                     </a:xfrm>
                     <a:prstGeom prst="rect">
                       <a:avLst/>
@@ -1828,6 +1828,8 @@
           <w:ilvl w:val="0"/>
           <w:numId w:val="1004"/>
         </w:numPr>
+        <w:ind w:left="480" w:hanging="480"/>
+        <w:spacing w:after="0"/>
       </w:pPr>
       <w:r>
         <w:rPr>
@@ -1865,6 +1867,17 @@
         </w:rPr>
         <w:t xml:space="preserve"> </w:t>
       </w:r>
+    </w:p>
+    <w:p>
+      <w:pPr>
+        <w:pStyle w:val="Compact"/>
+        <w:numPr>
+          <w:ilvl w:val="0"/>
+          <w:numId w:val="1004"/>
+        </w:numPr>
+        <w:ind w:left="480" w:hanging="480"/>
+        <w:spacing w:before="0" w:after="0"/>
+      </w:pPr>
       <w:r>
         <w:rPr>
           <w:rFonts w:ascii="Times New Roman" w:hAnsi="Times New Roman" w:eastAsia="Times New Roman" w:cs="Times New Roman"/>
@@ -1911,6 +1924,17 @@
         </w:rPr>
         <w:t xml:space="preserve"> </w:t>
       </w:r>
+    </w:p>
+    <w:p>
+      <w:pPr>
+        <w:pStyle w:val="Compact"/>
+        <w:numPr>
+          <w:ilvl w:val="0"/>
+          <w:numId w:val="1004"/>
+        </w:numPr>
+        <w:ind w:left="480" w:hanging="480"/>
+        <w:spacing w:before="0" w:after="0"/>
+      </w:pPr>
       <w:r>
         <w:rPr>
           <w:rFonts w:ascii="Times New Roman" w:hAnsi="Times New Roman" w:eastAsia="Times New Roman" w:cs="Times New Roman"/>
@@ -1957,6 +1981,17 @@
         </w:rPr>
         <w:t xml:space="preserve"> </w:t>
       </w:r>
+    </w:p>
+    <w:p>
+      <w:pPr>
+        <w:pStyle w:val="Compact"/>
+        <w:numPr>
+          <w:ilvl w:val="0"/>
+          <w:numId w:val="1004"/>
+        </w:numPr>
+        <w:ind w:left="480" w:hanging="480"/>
+        <w:spacing w:before="0" w:after="0"/>
+      </w:pPr>
       <w:r>
         <w:rPr>
           <w:rFonts w:ascii="Times New Roman" w:hAnsi="Times New Roman" w:eastAsia="Times New Roman" w:cs="Times New Roman"/>
@@ -2003,6 +2038,17 @@
         </w:rPr>
         <w:t xml:space="preserve"> </w:t>
       </w:r>
+    </w:p>
+    <w:p>
+      <w:pPr>
+        <w:pStyle w:val="Compact"/>
+        <w:numPr>
+          <w:ilvl w:val="0"/>
+          <w:numId w:val="1004"/>
+        </w:numPr>
+        <w:ind w:left="480" w:hanging="480"/>
+        <w:spacing w:before="0" w:after="36"/>
+      </w:pPr>
       <w:r>
         <w:rPr>
           <w:rFonts w:ascii="Times New Roman" w:hAnsi="Times New Roman" w:eastAsia="Times New Roman" w:cs="Times New Roman"/>
@@ -17092,7 +17138,7 @@
         </w:rPr>
         <w:drawing>
           <wp:inline>
-            <wp:extent cx="2717800" cy="3111500"/>
+            <wp:extent cx="2709598" cy="3111500"/>
             <wp:effectExtent b="0" l="0" r="0" t="0"/>
             <wp:docPr descr="" title="" id="44" name="Picture"/>
             <a:graphic>
@@ -17113,7 +17159,7 @@
                   <pic:spPr bwMode="auto">
                     <a:xfrm>
                       <a:off x="0" y="0"/>
-                      <a:ext cx="2717800" cy="3111500"/>
+                      <a:ext cx="2709598" cy="3111500"/>
                     </a:xfrm>
                     <a:prstGeom prst="rect">
                       <a:avLst/>
@@ -17426,6 +17472,8 @@
           <w:ilvl w:val="0"/>
           <w:numId w:val="1023"/>
         </w:numPr>
+        <w:ind w:left="480" w:hanging="480"/>
+        <w:spacing w:after="0"/>
       </w:pPr>
       <w:r>
         <w:rPr>
@@ -17463,6 +17511,17 @@
         </w:rPr>
         <w:t xml:space="preserve"> </w:t>
       </w:r>
+    </w:p>
+    <w:p>
+      <w:pPr>
+        <w:pStyle w:val="Compact"/>
+        <w:numPr>
+          <w:ilvl w:val="0"/>
+          <w:numId w:val="1023"/>
+        </w:numPr>
+        <w:ind w:left="480" w:hanging="480"/>
+        <w:spacing w:before="0" w:after="0"/>
+      </w:pPr>
       <w:r>
         <w:rPr>
           <w:rFonts w:ascii="Times New Roman" w:hAnsi="Times New Roman" w:eastAsia="Times New Roman" w:cs="Times New Roman"/>
@@ -17495,6 +17554,17 @@
         </w:rPr>
         <w:t xml:space="preserve"> </w:t>
       </w:r>
+    </w:p>
+    <w:p>
+      <w:pPr>
+        <w:pStyle w:val="Compact"/>
+        <w:numPr>
+          <w:ilvl w:val="0"/>
+          <w:numId w:val="1023"/>
+        </w:numPr>
+        <w:ind w:left="480" w:hanging="480"/>
+        <w:spacing w:before="0" w:after="0"/>
+      </w:pPr>
       <w:r>
         <w:rPr>
           <w:rFonts w:ascii="Times New Roman" w:hAnsi="Times New Roman" w:eastAsia="Times New Roman" w:cs="Times New Roman"/>
@@ -17535,6 +17605,17 @@
         </w:rPr>
         <w:t xml:space="preserve"> </w:t>
       </w:r>
+    </w:p>
+    <w:p>
+      <w:pPr>
+        <w:pStyle w:val="Compact"/>
+        <w:numPr>
+          <w:ilvl w:val="0"/>
+          <w:numId w:val="1023"/>
+        </w:numPr>
+        <w:ind w:left="480" w:hanging="480"/>
+        <w:spacing w:before="0" w:after="0"/>
+      </w:pPr>
       <w:r>
         <w:rPr>
           <w:rFonts w:ascii="Times New Roman" w:hAnsi="Times New Roman" w:eastAsia="Times New Roman" w:cs="Times New Roman"/>
@@ -17575,6 +17656,17 @@
         </w:rPr>
         <w:t xml:space="preserve"> </w:t>
       </w:r>
+    </w:p>
+    <w:p>
+      <w:pPr>
+        <w:pStyle w:val="Compact"/>
+        <w:numPr>
+          <w:ilvl w:val="0"/>
+          <w:numId w:val="1023"/>
+        </w:numPr>
+        <w:ind w:left="480" w:hanging="480"/>
+        <w:spacing w:before="0" w:after="36"/>
+      </w:pPr>
       <w:r>
         <w:rPr>
           <w:rFonts w:ascii="Times New Roman" w:hAnsi="Times New Roman" w:eastAsia="Times New Roman" w:cs="Times New Roman"/>
@@ -18430,6 +18522,8 @@
           <w:ilvl w:val="0"/>
           <w:numId w:val="1025"/>
         </w:numPr>
+        <w:ind w:left="480" w:hanging="480"/>
+        <w:spacing w:after="0"/>
       </w:pPr>
       <w:r>
         <w:rPr>
@@ -18467,6 +18561,17 @@
         </w:rPr>
         <w:t xml:space="preserve"> </w:t>
       </w:r>
+    </w:p>
+    <w:p>
+      <w:pPr>
+        <w:pStyle w:val="Compact"/>
+        <w:numPr>
+          <w:ilvl w:val="0"/>
+          <w:numId w:val="1025"/>
+        </w:numPr>
+        <w:ind w:left="480" w:hanging="480"/>
+        <w:spacing w:before="0" w:after="0"/>
+      </w:pPr>
       <w:r>
         <w:rPr>
           <w:rFonts w:ascii="Times New Roman" w:hAnsi="Times New Roman" w:eastAsia="Times New Roman" w:cs="Times New Roman"/>
@@ -18505,11 +18610,39 @@
         </w:rPr>
         <w:t xml:space="preserve"> </w:t>
       </w:r>
-      <w:r>
-        <w:rPr>
-          <w:rFonts w:ascii="Times New Roman" w:hAnsi="Times New Roman" w:eastAsia="Times New Roman" w:cs="Times New Roman"/>
-        </w:rPr>
-        <w:t xml:space="preserve">B. RCl C.</w:t>
+    </w:p>
+    <w:p>
+      <w:pPr>
+        <w:pStyle w:val="Compact"/>
+        <w:numPr>
+          <w:ilvl w:val="0"/>
+          <w:numId w:val="1025"/>
+        </w:numPr>
+        <w:ind w:left="480" w:hanging="480"/>
+        <w:spacing w:before="0" w:after="0"/>
+      </w:pPr>
+      <w:r>
+        <w:rPr>
+          <w:rFonts w:ascii="Times New Roman" w:hAnsi="Times New Roman" w:eastAsia="Times New Roman" w:cs="Times New Roman"/>
+        </w:rPr>
+        <w:t xml:space="preserve">B. RCl </w:t>
+      </w:r>
+    </w:p>
+    <w:p>
+      <w:pPr>
+        <w:pStyle w:val="Compact"/>
+        <w:numPr>
+          <w:ilvl w:val="0"/>
+          <w:numId w:val="1025"/>
+        </w:numPr>
+        <w:ind w:left="480" w:hanging="480"/>
+        <w:spacing w:before="0" w:after="0"/>
+      </w:pPr>
+      <w:r>
+        <w:rPr>
+          <w:rFonts w:ascii="Times New Roman" w:hAnsi="Times New Roman" w:eastAsia="Times New Roman" w:cs="Times New Roman"/>
+        </w:rPr>
+        <w:t xml:space="preserve">C.</w:t>
       </w:r>
       <w:r>
         <w:rPr>
@@ -18543,6 +18676,17 @@
         </w:rPr>
         <w:t xml:space="preserve"> </w:t>
       </w:r>
+    </w:p>
+    <w:p>
+      <w:pPr>
+        <w:pStyle w:val="Compact"/>
+        <w:numPr>
+          <w:ilvl w:val="0"/>
+          <w:numId w:val="1025"/>
+        </w:numPr>
+        <w:ind w:left="480" w:hanging="480"/>
+        <w:spacing w:before="0" w:after="36"/>
+      </w:pPr>
       <w:r>
         <w:rPr>
           <w:rFonts w:ascii="Times New Roman" w:hAnsi="Times New Roman" w:eastAsia="Times New Roman" w:cs="Times New Roman"/>
@@ -21561,6 +21705,8 @@
     <w:p>
       <w:pPr>
         <w:pStyle w:val="FirstParagraph"/>
+        <w:ind w:left="480" w:hanging="480"/>
+        <w:spacing w:after="0"/>
       </w:pPr>
       <w:r>
         <w:rPr>
@@ -21628,11 +21774,57 @@
         </w:rPr>
         <w:t xml:space="preserve"> </w:t>
       </w:r>
-      <w:r>
-        <w:rPr>
-          <w:rFonts w:ascii="Times New Roman" w:hAnsi="Times New Roman" w:eastAsia="Times New Roman" w:cs="Times New Roman"/>
-        </w:rPr>
-        <w:t xml:space="preserve">A. Cr(Ⅲ) B. Mn(Ⅱ) C. Fe(Ⅱ) D. Mn(Ⅲ)</w:t>
+    </w:p>
+    <w:p>
+      <w:pPr>
+        <w:pStyle w:val="FirstParagraph"/>
+        <w:ind w:left="480" w:hanging="480"/>
+        <w:spacing w:before="0" w:after="0"/>
+      </w:pPr>
+      <w:r>
+        <w:rPr>
+          <w:rFonts w:ascii="Times New Roman" w:hAnsi="Times New Roman" w:eastAsia="Times New Roman" w:cs="Times New Roman"/>
+        </w:rPr>
+        <w:t xml:space="preserve">A. Cr(Ⅲ) </w:t>
+      </w:r>
+    </w:p>
+    <w:p>
+      <w:pPr>
+        <w:pStyle w:val="FirstParagraph"/>
+        <w:ind w:left="480" w:hanging="480"/>
+        <w:spacing w:before="0" w:after="0"/>
+      </w:pPr>
+      <w:r>
+        <w:rPr>
+          <w:rFonts w:ascii="Times New Roman" w:hAnsi="Times New Roman" w:eastAsia="Times New Roman" w:cs="Times New Roman"/>
+        </w:rPr>
+        <w:t xml:space="preserve">B. Mn(Ⅱ) </w:t>
+      </w:r>
+    </w:p>
+    <w:p>
+      <w:pPr>
+        <w:pStyle w:val="FirstParagraph"/>
+        <w:ind w:left="480" w:hanging="480"/>
+        <w:spacing w:before="0" w:after="0"/>
+      </w:pPr>
+      <w:r>
+        <w:rPr>
+          <w:rFonts w:ascii="Times New Roman" w:hAnsi="Times New Roman" w:eastAsia="Times New Roman" w:cs="Times New Roman"/>
+        </w:rPr>
+        <w:t xml:space="preserve">C. Fe(Ⅱ) </w:t>
+      </w:r>
+    </w:p>
+    <w:p>
+      <w:pPr>
+        <w:pStyle w:val="FirstParagraph"/>
+        <w:ind w:left="480" w:hanging="480"/>
+        <w:spacing w:before="0" w:after="180"/>
+      </w:pPr>
+      <w:r>
+        <w:rPr>
+          <w:rFonts w:ascii="Times New Roman" w:hAnsi="Times New Roman" w:eastAsia="Times New Roman" w:cs="Times New Roman"/>
+        </w:rPr>
+        <w:t xml:space="preserve">D. Mn(Ⅲ)</w:t>
       </w:r>
     </w:p>
     <w:p>
@@ -21994,6 +22186,8 @@
           <w:ilvl w:val="0"/>
           <w:numId w:val="1027"/>
         </w:numPr>
+        <w:ind w:left="480" w:hanging="480"/>
+        <w:spacing w:after="0"/>
       </w:pPr>
       <w:r>
         <w:rPr>
@@ -22027,6 +22221,17 @@
         </w:rPr>
         <w:t xml:space="preserve"> </w:t>
       </w:r>
+    </w:p>
+    <w:p>
+      <w:pPr>
+        <w:pStyle w:val="Compact"/>
+        <w:numPr>
+          <w:ilvl w:val="0"/>
+          <w:numId w:val="1027"/>
+        </w:numPr>
+        <w:ind w:left="480" w:hanging="480"/>
+        <w:spacing w:before="0" w:after="0"/>
+      </w:pPr>
       <w:r>
         <w:rPr>
           <w:rFonts w:ascii="Times New Roman" w:hAnsi="Times New Roman" w:eastAsia="Times New Roman" w:cs="Times New Roman"/>
@@ -22059,6 +22264,17 @@
         </w:rPr>
         <w:t xml:space="preserve"> </w:t>
       </w:r>
+    </w:p>
+    <w:p>
+      <w:pPr>
+        <w:pStyle w:val="Compact"/>
+        <w:numPr>
+          <w:ilvl w:val="0"/>
+          <w:numId w:val="1027"/>
+        </w:numPr>
+        <w:ind w:left="480" w:hanging="480"/>
+        <w:spacing w:before="0" w:after="0"/>
+      </w:pPr>
       <w:r>
         <w:rPr>
           <w:rFonts w:ascii="Times New Roman" w:hAnsi="Times New Roman" w:eastAsia="Times New Roman" w:cs="Times New Roman"/>
@@ -22091,6 +22307,17 @@
         </w:rPr>
         <w:t xml:space="preserve"> </w:t>
       </w:r>
+    </w:p>
+    <w:p>
+      <w:pPr>
+        <w:pStyle w:val="Compact"/>
+        <w:numPr>
+          <w:ilvl w:val="0"/>
+          <w:numId w:val="1027"/>
+        </w:numPr>
+        <w:ind w:left="480" w:hanging="480"/>
+        <w:spacing w:before="0" w:after="0"/>
+      </w:pPr>
       <w:r>
         <w:rPr>
           <w:rFonts w:ascii="Times New Roman" w:hAnsi="Times New Roman" w:eastAsia="Times New Roman" w:cs="Times New Roman"/>
@@ -22123,6 +22350,17 @@
         </w:rPr>
         <w:t xml:space="preserve"> </w:t>
       </w:r>
+    </w:p>
+    <w:p>
+      <w:pPr>
+        <w:pStyle w:val="Compact"/>
+        <w:numPr>
+          <w:ilvl w:val="0"/>
+          <w:numId w:val="1027"/>
+        </w:numPr>
+        <w:ind w:left="480" w:hanging="480"/>
+        <w:spacing w:before="0" w:after="36"/>
+      </w:pPr>
       <w:r>
         <w:rPr>
           <w:rFonts w:ascii="Times New Roman" w:hAnsi="Times New Roman" w:eastAsia="Times New Roman" w:cs="Times New Roman"/>
@@ -26241,7 +26479,7 @@
         </w:rPr>
         <w:drawing>
           <wp:inline>
-            <wp:extent cx="3240000" cy="4584609"/>
+            <wp:extent cx="3160789" cy="4584609"/>
             <wp:effectExtent b="0" l="0" r="0" t="0"/>
             <wp:docPr descr="" title="" id="66" name="Picture"/>
             <a:graphic>
@@ -26262,7 +26500,7 @@
                   <pic:spPr bwMode="auto">
                     <a:xfrm>
                       <a:off x="0" y="0"/>
-                      <a:ext cx="3240000" cy="4584609"/>
+                      <a:ext cx="3160789" cy="4584609"/>
                     </a:xfrm>
                     <a:prstGeom prst="rect">
                       <a:avLst/>
@@ -26284,10 +26522,6 @@
     <w:p>
       <w:pPr>
         <w:pStyle w:val="Compact"/>
-        <w:numPr>
-          <w:ilvl w:val="0"/>
-          <w:numId w:val="1030"/>
-        </w:numPr>
       </w:pPr>
       <w:r>
         <w:rPr>
@@ -26305,10 +26539,6 @@
     <w:p>
       <w:pPr>
         <w:pStyle w:val="Compact"/>
-        <w:numPr>
-          <w:ilvl w:val="0"/>
-          <w:numId w:val="1030"/>
-        </w:numPr>
       </w:pPr>
       <w:r>
         <w:rPr>
@@ -26332,10 +26562,6 @@
     <w:p>
       <w:pPr>
         <w:pStyle w:val="Compact"/>
-        <w:numPr>
-          <w:ilvl w:val="0"/>
-          <w:numId w:val="1030"/>
-        </w:numPr>
       </w:pPr>
       <w:r>
         <w:rPr>
@@ -26353,10 +26579,6 @@
     <w:p>
       <w:pPr>
         <w:pStyle w:val="Compact"/>
-        <w:numPr>
-          <w:ilvl w:val="0"/>
-          <w:numId w:val="1030"/>
-        </w:numPr>
       </w:pPr>
       <w:r>
         <w:rPr>
@@ -33986,6 +34208,8 @@
           <w:ilvl w:val="0"/>
           <w:numId w:val="1033"/>
         </w:numPr>
+        <w:ind w:left="480" w:hanging="480"/>
+        <w:spacing w:after="0"/>
       </w:pPr>
       <w:r>
         <w:rPr>
@@ -34049,6 +34273,17 @@
         </w:rPr>
         <w:t xml:space="preserve"> </w:t>
       </w:r>
+    </w:p>
+    <w:p>
+      <w:pPr>
+        <w:pStyle w:val="Compact"/>
+        <w:numPr>
+          <w:ilvl w:val="0"/>
+          <w:numId w:val="1033"/>
+        </w:numPr>
+        <w:ind w:left="480" w:hanging="480"/>
+        <w:spacing w:before="0" w:after="0"/>
+      </w:pPr>
       <w:r>
         <w:rPr>
           <w:rFonts w:ascii="Times New Roman" w:hAnsi="Times New Roman" w:eastAsia="Times New Roman" w:cs="Times New Roman"/>
@@ -34084,6 +34319,17 @@
         </w:rPr>
         <w:t xml:space="preserve"> </w:t>
       </w:r>
+    </w:p>
+    <w:p>
+      <w:pPr>
+        <w:pStyle w:val="Compact"/>
+        <w:numPr>
+          <w:ilvl w:val="0"/>
+          <w:numId w:val="1033"/>
+        </w:numPr>
+        <w:ind w:left="480" w:hanging="480"/>
+        <w:spacing w:before="0" w:after="0"/>
+      </w:pPr>
       <w:r>
         <w:rPr>
           <w:rFonts w:ascii="Times New Roman" w:hAnsi="Times New Roman" w:eastAsia="Times New Roman" w:cs="Times New Roman"/>
@@ -34124,11 +34370,39 @@
         </w:rPr>
         <w:t xml:space="preserve"> </w:t>
       </w:r>
-      <w:r>
-        <w:rPr>
-          <w:rFonts w:ascii="Times New Roman" w:hAnsi="Times New Roman" w:eastAsia="Times New Roman" w:cs="Times New Roman"/>
-        </w:rPr>
-        <w:t xml:space="preserve">C. 3s D.</w:t>
+    </w:p>
+    <w:p>
+      <w:pPr>
+        <w:pStyle w:val="Compact"/>
+        <w:numPr>
+          <w:ilvl w:val="0"/>
+          <w:numId w:val="1033"/>
+        </w:numPr>
+        <w:ind w:left="480" w:hanging="480"/>
+        <w:spacing w:before="0" w:after="0"/>
+      </w:pPr>
+      <w:r>
+        <w:rPr>
+          <w:rFonts w:ascii="Times New Roman" w:hAnsi="Times New Roman" w:eastAsia="Times New Roman" w:cs="Times New Roman"/>
+        </w:rPr>
+        <w:t xml:space="preserve">C. 3s </w:t>
+      </w:r>
+    </w:p>
+    <w:p>
+      <w:pPr>
+        <w:pStyle w:val="Compact"/>
+        <w:numPr>
+          <w:ilvl w:val="0"/>
+          <w:numId w:val="1033"/>
+        </w:numPr>
+        <w:ind w:left="480" w:hanging="480"/>
+        <w:spacing w:before="0" w:after="36"/>
+      </w:pPr>
+      <w:r>
+        <w:rPr>
+          <w:rFonts w:ascii="Times New Roman" w:hAnsi="Times New Roman" w:eastAsia="Times New Roman" w:cs="Times New Roman"/>
+        </w:rPr>
+        <w:t xml:space="preserve">D.</w:t>
       </w:r>
       <w:r>
         <w:rPr>

--- a/00-首页/题组Word/第二轮习题集/第二轮习题集-结构化学一-教师版.docx
+++ b/00-首页/题组Word/第二轮习题集/第二轮习题集-结构化学一-教师版.docx
@@ -21155,7 +21155,7 @@
                   </m:e>
                   <m:sub>
                     <m:r>
-                      <m:t>​</m:t>
+                      <m:t xml:space="preserve"> </m:t>
                     </m:r>
                   </m:sub>
                   <m:sup>
@@ -21178,7 +21178,7 @@
                   </m:e>
                   <m:sub>
                     <m:r>
-                      <m:t>​</m:t>
+                      <m:t xml:space="preserve"> </m:t>
                     </m:r>
                   </m:sub>
                   <m:sup>
@@ -21201,7 +21201,7 @@
                   </m:e>
                   <m:sub>
                     <m:r>
-                      <m:t>​</m:t>
+                      <m:t xml:space="preserve"> </m:t>
                     </m:r>
                   </m:sub>
                   <m:sup>
@@ -21224,7 +21224,7 @@
                   </m:e>
                   <m:sub>
                     <m:r>
-                      <m:t>​</m:t>
+                      <m:t xml:space="preserve"> </m:t>
                     </m:r>
                   </m:sub>
                   <m:sup>
@@ -21247,7 +21247,7 @@
                   </m:e>
                   <m:sub>
                     <m:r>
-                      <m:t>​</m:t>
+                      <m:t xml:space="preserve"> </m:t>
                     </m:r>
                   </m:sub>
                   <m:sup>
@@ -21370,7 +21370,7 @@
                   </m:e>
                   <m:sub>
                     <m:r>
-                      <m:t>​</m:t>
+                      <m:t xml:space="preserve"> </m:t>
                     </m:r>
                   </m:sub>
                   <m:sup>
@@ -21502,7 +21502,7 @@
                   </m:e>
                   <m:sub>
                     <m:r>
-                      <m:t>​</m:t>
+                      <m:t xml:space="preserve"> </m:t>
                     </m:r>
                   </m:sub>
                   <m:sup>
@@ -21525,7 +21525,7 @@
                   </m:e>
                   <m:sub>
                     <m:r>
-                      <m:t>​</m:t>
+                      <m:t xml:space="preserve"> </m:t>
                     </m:r>
                   </m:sub>
                   <m:sup>
@@ -21548,7 +21548,7 @@
                   </m:e>
                   <m:sub>
                     <m:r>
-                      <m:t>​</m:t>
+                      <m:t xml:space="preserve"> </m:t>
                     </m:r>
                   </m:sub>
                   <m:sup>
@@ -21571,7 +21571,7 @@
                   </m:e>
                   <m:sub>
                     <m:r>
-                      <m:t>​</m:t>
+                      <m:t xml:space="preserve"> </m:t>
                     </m:r>
                   </m:sub>
                   <m:sup>
@@ -21594,7 +21594,7 @@
                   </m:e>
                   <m:sub>
                     <m:r>
-                      <m:t>​</m:t>
+                      <m:t xml:space="preserve"> </m:t>
                     </m:r>
                   </m:sub>
                   <m:sup>
@@ -22205,7 +22205,7 @@
         <m:sSub>
           <m:e>
             <m:r>
-              <m:t>​</m:t>
+              <m:t xml:space="preserve"> </m:t>
             </m:r>
           </m:e>
           <m:sub>
@@ -22248,7 +22248,7 @@
         <m:sSub>
           <m:e>
             <m:r>
-              <m:t>​</m:t>
+              <m:t xml:space="preserve"> </m:t>
             </m:r>
           </m:e>
           <m:sub>
@@ -22291,7 +22291,7 @@
         <m:sSub>
           <m:e>
             <m:r>
-              <m:t>​</m:t>
+              <m:t xml:space="preserve"> </m:t>
             </m:r>
           </m:e>
           <m:sub>
@@ -22334,7 +22334,7 @@
         <m:sSub>
           <m:e>
             <m:r>
-              <m:t>​</m:t>
+              <m:t xml:space="preserve"> </m:t>
             </m:r>
           </m:e>
           <m:sub>
@@ -22377,7 +22377,7 @@
         <m:sSub>
           <m:e>
             <m:r>
-              <m:t>​</m:t>
+              <m:t xml:space="preserve"> </m:t>
             </m:r>
           </m:e>
           <m:sub>
@@ -29929,7 +29929,7 @@
         <m:sSup>
           <m:e>
             <m:r>
-              <m:t>​</m:t>
+              <m:t xml:space="preserve"> </m:t>
             </m:r>
           </m:e>
           <m:sup>
@@ -30183,7 +30183,7 @@
         <m:sSup>
           <m:e>
             <m:r>
-              <m:t>​</m:t>
+              <m:t xml:space="preserve"> </m:t>
             </m:r>
           </m:e>
           <m:sup>
@@ -31010,7 +31010,7 @@
         <m:sSup>
           <m:e>
             <m:r>
-              <m:t>​</m:t>
+              <m:t xml:space="preserve"> </m:t>
             </m:r>
           </m:e>
           <m:sup>
@@ -31765,7 +31765,7 @@
         <m:sSup>
           <m:e>
             <m:r>
-              <m:t>​</m:t>
+              <m:t xml:space="preserve"> </m:t>
             </m:r>
           </m:e>
           <m:sup>

--- a/00-首页/题组Word/第二轮习题集/第二轮习题集-结构化学一-教师版.docx
+++ b/00-首页/题组Word/第二轮习题集/第二轮习题集-结构化学一-教师版.docx
@@ -768,6 +768,14 @@
       <w:tblPr>
         <w:tblStyle w:val="Table"/>
         <w:tblW w:type="auto" w:w="0"/>
+        <w:tblBorders>
+          <w:top w:val="single" w:sz="12" w:space="0" w:color="000000"/>
+          <w:left w:val="none" w:sz="0" w:space="0" w:color="auto"/>
+          <w:bottom w:val="single" w:sz="12" w:space="0" w:color="000000"/>
+          <w:right w:val="none" w:sz="0" w:space="0" w:color="auto"/>
+          <w:insideH w:val="none" w:sz="0" w:space="0" w:color="auto"/>
+          <w:insideV w:val="none" w:sz="0" w:space="0" w:color="auto"/>
+        </w:tblBorders>
         <w:tblLook w:firstRow="1" w:lastRow="0" w:firstColumn="0" w:lastColumn="0" w:noHBand="0" w:noVBand="0" w:val="0020"/>
       </w:tblPr>
       <w:tblGrid>
@@ -780,7 +788,11 @@
           <w:tblHeader w:val="on"/>
         </w:trPr>
         <w:tc>
-          <w:tcPr/>
+          <w:tcPr>
+            <w:tcBorders>
+              <w:bottom w:val="single" w:sz="8" w:space="0" w:color="000000"/>
+            </w:tcBorders>
+          </w:tcPr>
           <w:p>
             <w:pPr>
               <w:pStyle w:val="Compact"/>
@@ -796,7 +808,11 @@
           </w:p>
         </w:tc>
         <w:tc>
-          <w:tcPr/>
+          <w:tcPr>
+            <w:tcBorders>
+              <w:bottom w:val="single" w:sz="8" w:space="0" w:color="000000"/>
+            </w:tcBorders>
+          </w:tcPr>
           <w:p>
             <w:pPr>
               <w:pStyle w:val="Compact"/>
@@ -819,7 +835,11 @@
           </w:p>
         </w:tc>
         <w:tc>
-          <w:tcPr/>
+          <w:tcPr>
+            <w:tcBorders>
+              <w:bottom w:val="single" w:sz="8" w:space="0" w:color="000000"/>
+            </w:tcBorders>
+          </w:tcPr>
           <w:p>
             <w:pPr>
               <w:pStyle w:val="Compact"/>
@@ -1269,6 +1289,14 @@
       <w:tblPr>
         <w:tblStyle w:val="Table"/>
         <w:tblW w:type="auto" w:w="0"/>
+        <w:tblBorders>
+          <w:top w:val="single" w:sz="12" w:space="0" w:color="000000"/>
+          <w:left w:val="none" w:sz="0" w:space="0" w:color="auto"/>
+          <w:bottom w:val="single" w:sz="12" w:space="0" w:color="000000"/>
+          <w:right w:val="none" w:sz="0" w:space="0" w:color="auto"/>
+          <w:insideH w:val="none" w:sz="0" w:space="0" w:color="auto"/>
+          <w:insideV w:val="none" w:sz="0" w:space="0" w:color="auto"/>
+        </w:tblBorders>
         <w:tblLook w:firstRow="1" w:lastRow="0" w:firstColumn="0" w:lastColumn="0" w:noHBand="0" w:noVBand="0" w:val="0020"/>
       </w:tblPr>
       <w:tblGrid>
@@ -1281,7 +1309,11 @@
           <w:tblHeader w:val="on"/>
         </w:trPr>
         <w:tc>
-          <w:tcPr/>
+          <w:tcPr>
+            <w:tcBorders>
+              <w:bottom w:val="single" w:sz="8" w:space="0" w:color="000000"/>
+            </w:tcBorders>
+          </w:tcPr>
           <w:p>
             <w:pPr>
               <w:pStyle w:val="Compact"/>
@@ -1297,7 +1329,11 @@
           </w:p>
         </w:tc>
         <w:tc>
-          <w:tcPr/>
+          <w:tcPr>
+            <w:tcBorders>
+              <w:bottom w:val="single" w:sz="8" w:space="0" w:color="000000"/>
+            </w:tcBorders>
+          </w:tcPr>
           <w:p>
             <w:pPr>
               <w:pStyle w:val="Compact"/>
@@ -1320,7 +1356,11 @@
           </w:p>
         </w:tc>
         <w:tc>
-          <w:tcPr/>
+          <w:tcPr>
+            <w:tcBorders>
+              <w:bottom w:val="single" w:sz="8" w:space="0" w:color="000000"/>
+            </w:tcBorders>
+          </w:tcPr>
           <w:p>
             <w:pPr>
               <w:pStyle w:val="Compact"/>
@@ -1828,8 +1868,8 @@
           <w:ilvl w:val="0"/>
           <w:numId w:val="1004"/>
         </w:numPr>
+        <w:spacing w:before="0" w:after="0"/>
         <w:ind w:left="480" w:hanging="480"/>
-        <w:spacing w:after="0"/>
       </w:pPr>
       <w:r>
         <w:rPr>
@@ -1875,8 +1915,8 @@
           <w:ilvl w:val="0"/>
           <w:numId w:val="1004"/>
         </w:numPr>
+        <w:spacing w:before="0" w:after="0"/>
         <w:ind w:left="480" w:hanging="480"/>
-        <w:spacing w:before="0" w:after="0"/>
       </w:pPr>
       <w:r>
         <w:rPr>
@@ -1932,8 +1972,8 @@
           <w:ilvl w:val="0"/>
           <w:numId w:val="1004"/>
         </w:numPr>
+        <w:spacing w:before="0" w:after="0"/>
         <w:ind w:left="480" w:hanging="480"/>
-        <w:spacing w:before="0" w:after="0"/>
       </w:pPr>
       <w:r>
         <w:rPr>
@@ -1989,8 +2029,8 @@
           <w:ilvl w:val="0"/>
           <w:numId w:val="1004"/>
         </w:numPr>
+        <w:spacing w:before="0" w:after="0"/>
         <w:ind w:left="480" w:hanging="480"/>
-        <w:spacing w:before="0" w:after="0"/>
       </w:pPr>
       <w:r>
         <w:rPr>
@@ -2046,8 +2086,8 @@
           <w:ilvl w:val="0"/>
           <w:numId w:val="1004"/>
         </w:numPr>
+        <w:spacing w:before="0" w:after="0"/>
         <w:ind w:left="480" w:hanging="480"/>
-        <w:spacing w:before="0" w:after="36"/>
       </w:pPr>
       <w:r>
         <w:rPr>
@@ -15563,6 +15603,14 @@
       <w:tblPr>
         <w:tblStyle w:val="Table"/>
         <w:tblW w:type="auto" w:w="0"/>
+        <w:tblBorders>
+          <w:top w:val="single" w:sz="12" w:space="0" w:color="000000"/>
+          <w:left w:val="none" w:sz="0" w:space="0" w:color="auto"/>
+          <w:bottom w:val="single" w:sz="12" w:space="0" w:color="000000"/>
+          <w:right w:val="none" w:sz="0" w:space="0" w:color="auto"/>
+          <w:insideH w:val="none" w:sz="0" w:space="0" w:color="auto"/>
+          <w:insideV w:val="none" w:sz="0" w:space="0" w:color="auto"/>
+        </w:tblBorders>
         <w:tblLook w:firstRow="1" w:lastRow="0" w:firstColumn="0" w:lastColumn="0" w:noHBand="0" w:noVBand="0" w:val="0020"/>
       </w:tblPr>
       <w:tblGrid>
@@ -15574,7 +15622,11 @@
           <w:tblHeader w:val="on"/>
         </w:trPr>
         <w:tc>
-          <w:tcPr/>
+          <w:tcPr>
+            <w:tcBorders>
+              <w:bottom w:val="single" w:sz="8" w:space="0" w:color="000000"/>
+            </w:tcBorders>
+          </w:tcPr>
           <w:p>
             <w:pPr>
               <w:pStyle w:val="Compact"/>
@@ -15614,7 +15666,11 @@
           </w:p>
         </w:tc>
         <w:tc>
-          <w:tcPr/>
+          <w:tcPr>
+            <w:tcBorders>
+              <w:bottom w:val="single" w:sz="8" w:space="0" w:color="000000"/>
+            </w:tcBorders>
+          </w:tcPr>
           <w:p>
             <w:pPr>
               <w:pStyle w:val="Compact"/>
@@ -17472,8 +17528,8 @@
           <w:ilvl w:val="0"/>
           <w:numId w:val="1023"/>
         </w:numPr>
+        <w:spacing w:before="0" w:after="0"/>
         <w:ind w:left="480" w:hanging="480"/>
-        <w:spacing w:after="0"/>
       </w:pPr>
       <w:r>
         <w:rPr>
@@ -17519,8 +17575,8 @@
           <w:ilvl w:val="0"/>
           <w:numId w:val="1023"/>
         </w:numPr>
+        <w:spacing w:before="0" w:after="0"/>
         <w:ind w:left="480" w:hanging="480"/>
-        <w:spacing w:before="0" w:after="0"/>
       </w:pPr>
       <w:r>
         <w:rPr>
@@ -17562,8 +17618,8 @@
           <w:ilvl w:val="0"/>
           <w:numId w:val="1023"/>
         </w:numPr>
+        <w:spacing w:before="0" w:after="0"/>
         <w:ind w:left="480" w:hanging="480"/>
-        <w:spacing w:before="0" w:after="0"/>
       </w:pPr>
       <w:r>
         <w:rPr>
@@ -17613,8 +17669,8 @@
           <w:ilvl w:val="0"/>
           <w:numId w:val="1023"/>
         </w:numPr>
+        <w:spacing w:before="0" w:after="0"/>
         <w:ind w:left="480" w:hanging="480"/>
-        <w:spacing w:before="0" w:after="0"/>
       </w:pPr>
       <w:r>
         <w:rPr>
@@ -17664,8 +17720,8 @@
           <w:ilvl w:val="0"/>
           <w:numId w:val="1023"/>
         </w:numPr>
+        <w:spacing w:before="0" w:after="0"/>
         <w:ind w:left="480" w:hanging="480"/>
-        <w:spacing w:before="0" w:after="36"/>
       </w:pPr>
       <w:r>
         <w:rPr>
@@ -18522,8 +18578,8 @@
           <w:ilvl w:val="0"/>
           <w:numId w:val="1025"/>
         </w:numPr>
+        <w:spacing w:before="0" w:after="0"/>
         <w:ind w:left="480" w:hanging="480"/>
-        <w:spacing w:after="0"/>
       </w:pPr>
       <w:r>
         <w:rPr>
@@ -18569,8 +18625,8 @@
           <w:ilvl w:val="0"/>
           <w:numId w:val="1025"/>
         </w:numPr>
+        <w:spacing w:before="0" w:after="0"/>
         <w:ind w:left="480" w:hanging="480"/>
-        <w:spacing w:before="0" w:after="0"/>
       </w:pPr>
       <w:r>
         <w:rPr>
@@ -18618,8 +18674,8 @@
           <w:ilvl w:val="0"/>
           <w:numId w:val="1025"/>
         </w:numPr>
+        <w:spacing w:before="0" w:after="0"/>
         <w:ind w:left="480" w:hanging="480"/>
-        <w:spacing w:before="0" w:after="0"/>
       </w:pPr>
       <w:r>
         <w:rPr>
@@ -18635,8 +18691,8 @@
           <w:ilvl w:val="0"/>
           <w:numId w:val="1025"/>
         </w:numPr>
+        <w:spacing w:before="0" w:after="0"/>
         <w:ind w:left="480" w:hanging="480"/>
-        <w:spacing w:before="0" w:after="0"/>
       </w:pPr>
       <w:r>
         <w:rPr>
@@ -18684,8 +18740,8 @@
           <w:ilvl w:val="0"/>
           <w:numId w:val="1025"/>
         </w:numPr>
+        <w:spacing w:before="0" w:after="0"/>
         <w:ind w:left="480" w:hanging="480"/>
-        <w:spacing w:before="0" w:after="36"/>
       </w:pPr>
       <w:r>
         <w:rPr>
@@ -21705,8 +21761,8 @@
     <w:p>
       <w:pPr>
         <w:pStyle w:val="FirstParagraph"/>
+        <w:spacing w:before="0" w:after="0"/>
         <w:ind w:left="480" w:hanging="480"/>
-        <w:spacing w:after="0"/>
       </w:pPr>
       <w:r>
         <w:rPr>
@@ -21778,47 +21834,47 @@
     <w:p>
       <w:pPr>
         <w:pStyle w:val="FirstParagraph"/>
+        <w:spacing w:before="0" w:after="0"/>
         <w:ind w:left="480" w:hanging="480"/>
+      </w:pPr>
+      <w:r>
+        <w:rPr>
+          <w:rFonts w:ascii="Times New Roman" w:hAnsi="Times New Roman" w:eastAsia="Times New Roman" w:cs="Times New Roman"/>
+        </w:rPr>
+        <w:t xml:space="preserve">A. Cr(Ⅲ) </w:t>
+      </w:r>
+    </w:p>
+    <w:p>
+      <w:pPr>
+        <w:pStyle w:val="FirstParagraph"/>
         <w:spacing w:before="0" w:after="0"/>
-      </w:pPr>
-      <w:r>
-        <w:rPr>
-          <w:rFonts w:ascii="Times New Roman" w:hAnsi="Times New Roman" w:eastAsia="Times New Roman" w:cs="Times New Roman"/>
-        </w:rPr>
-        <w:t xml:space="preserve">A. Cr(Ⅲ) </w:t>
+        <w:ind w:left="480" w:hanging="480"/>
+      </w:pPr>
+      <w:r>
+        <w:rPr>
+          <w:rFonts w:ascii="Times New Roman" w:hAnsi="Times New Roman" w:eastAsia="Times New Roman" w:cs="Times New Roman"/>
+        </w:rPr>
+        <w:t xml:space="preserve">B. Mn(Ⅱ) </w:t>
       </w:r>
     </w:p>
     <w:p>
       <w:pPr>
         <w:pStyle w:val="FirstParagraph"/>
+        <w:spacing w:before="0" w:after="0"/>
         <w:ind w:left="480" w:hanging="480"/>
+      </w:pPr>
+      <w:r>
+        <w:rPr>
+          <w:rFonts w:ascii="Times New Roman" w:hAnsi="Times New Roman" w:eastAsia="Times New Roman" w:cs="Times New Roman"/>
+        </w:rPr>
+        <w:t xml:space="preserve">C. Fe(Ⅱ) </w:t>
+      </w:r>
+    </w:p>
+    <w:p>
+      <w:pPr>
+        <w:pStyle w:val="FirstParagraph"/>
         <w:spacing w:before="0" w:after="0"/>
-      </w:pPr>
-      <w:r>
-        <w:rPr>
-          <w:rFonts w:ascii="Times New Roman" w:hAnsi="Times New Roman" w:eastAsia="Times New Roman" w:cs="Times New Roman"/>
-        </w:rPr>
-        <w:t xml:space="preserve">B. Mn(Ⅱ) </w:t>
-      </w:r>
-    </w:p>
-    <w:p>
-      <w:pPr>
-        <w:pStyle w:val="FirstParagraph"/>
         <w:ind w:left="480" w:hanging="480"/>
-        <w:spacing w:before="0" w:after="0"/>
-      </w:pPr>
-      <w:r>
-        <w:rPr>
-          <w:rFonts w:ascii="Times New Roman" w:hAnsi="Times New Roman" w:eastAsia="Times New Roman" w:cs="Times New Roman"/>
-        </w:rPr>
-        <w:t xml:space="preserve">C. Fe(Ⅱ) </w:t>
-      </w:r>
-    </w:p>
-    <w:p>
-      <w:pPr>
-        <w:pStyle w:val="FirstParagraph"/>
-        <w:ind w:left="480" w:hanging="480"/>
-        <w:spacing w:before="0" w:after="180"/>
       </w:pPr>
       <w:r>
         <w:rPr>
@@ -22186,8 +22242,8 @@
           <w:ilvl w:val="0"/>
           <w:numId w:val="1027"/>
         </w:numPr>
+        <w:spacing w:before="0" w:after="0"/>
         <w:ind w:left="480" w:hanging="480"/>
-        <w:spacing w:after="0"/>
       </w:pPr>
       <w:r>
         <w:rPr>
@@ -22229,8 +22285,8 @@
           <w:ilvl w:val="0"/>
           <w:numId w:val="1027"/>
         </w:numPr>
+        <w:spacing w:before="0" w:after="0"/>
         <w:ind w:left="480" w:hanging="480"/>
-        <w:spacing w:before="0" w:after="0"/>
       </w:pPr>
       <w:r>
         <w:rPr>
@@ -22272,8 +22328,8 @@
           <w:ilvl w:val="0"/>
           <w:numId w:val="1027"/>
         </w:numPr>
+        <w:spacing w:before="0" w:after="0"/>
         <w:ind w:left="480" w:hanging="480"/>
-        <w:spacing w:before="0" w:after="0"/>
       </w:pPr>
       <w:r>
         <w:rPr>
@@ -22315,8 +22371,8 @@
           <w:ilvl w:val="0"/>
           <w:numId w:val="1027"/>
         </w:numPr>
+        <w:spacing w:before="0" w:after="0"/>
         <w:ind w:left="480" w:hanging="480"/>
-        <w:spacing w:before="0" w:after="0"/>
       </w:pPr>
       <w:r>
         <w:rPr>
@@ -22358,8 +22414,8 @@
           <w:ilvl w:val="0"/>
           <w:numId w:val="1027"/>
         </w:numPr>
+        <w:spacing w:before="0" w:after="0"/>
         <w:ind w:left="480" w:hanging="480"/>
-        <w:spacing w:before="0" w:after="36"/>
       </w:pPr>
       <w:r>
         <w:rPr>
@@ -26522,6 +26578,7 @@
     <w:p>
       <w:pPr>
         <w:pStyle w:val="Compact"/>
+        <w:spacing w:before="0" w:after="0"/>
       </w:pPr>
       <w:r>
         <w:rPr>
@@ -26539,6 +26596,7 @@
     <w:p>
       <w:pPr>
         <w:pStyle w:val="Compact"/>
+        <w:spacing w:before="0" w:after="0"/>
       </w:pPr>
       <w:r>
         <w:rPr>
@@ -26562,6 +26620,7 @@
     <w:p>
       <w:pPr>
         <w:pStyle w:val="Compact"/>
+        <w:spacing w:before="0" w:after="0"/>
       </w:pPr>
       <w:r>
         <w:rPr>
@@ -26579,6 +26638,7 @@
     <w:p>
       <w:pPr>
         <w:pStyle w:val="Compact"/>
+        <w:spacing w:before="0" w:after="0"/>
       </w:pPr>
       <w:r>
         <w:rPr>
@@ -27673,6 +27733,14 @@
         <w:tblStyle w:val="Table"/>
         <w:tblW w:type="pct" w:w="5000"/>
         <w:tblLayout w:type="fixed"/>
+        <w:tblBorders>
+          <w:top w:val="single" w:sz="12" w:space="0" w:color="000000"/>
+          <w:left w:val="none" w:sz="0" w:space="0" w:color="auto"/>
+          <w:bottom w:val="single" w:sz="12" w:space="0" w:color="000000"/>
+          <w:right w:val="none" w:sz="0" w:space="0" w:color="auto"/>
+          <w:insideH w:val="none" w:sz="0" w:space="0" w:color="auto"/>
+          <w:insideV w:val="none" w:sz="0" w:space="0" w:color="auto"/>
+        </w:tblBorders>
         <w:tblLook w:firstRow="1" w:lastRow="0" w:firstColumn="0" w:lastColumn="0" w:noHBand="0" w:noVBand="0" w:val="0020"/>
       </w:tblPr>
       <w:tblGrid>
@@ -27688,7 +27756,11 @@
           <w:tblHeader w:val="on"/>
         </w:trPr>
         <w:tc>
-          <w:tcPr/>
+          <w:tcPr>
+            <w:tcBorders>
+              <w:bottom w:val="single" w:sz="8" w:space="0" w:color="000000"/>
+            </w:tcBorders>
+          </w:tcPr>
           <w:p>
             <w:pPr>
               <w:pStyle w:val="Compact"/>
@@ -27704,7 +27776,11 @@
           </w:p>
         </w:tc>
         <w:tc>
-          <w:tcPr/>
+          <w:tcPr>
+            <w:tcBorders>
+              <w:bottom w:val="single" w:sz="8" w:space="0" w:color="000000"/>
+            </w:tcBorders>
+          </w:tcPr>
           <w:p>
             <w:pPr>
               <w:pStyle w:val="Compact"/>
@@ -27720,7 +27796,11 @@
           </w:p>
         </w:tc>
         <w:tc>
-          <w:tcPr/>
+          <w:tcPr>
+            <w:tcBorders>
+              <w:bottom w:val="single" w:sz="8" w:space="0" w:color="000000"/>
+            </w:tcBorders>
+          </w:tcPr>
           <w:p>
             <w:pPr>
               <w:pStyle w:val="Compact"/>
@@ -27736,7 +27816,11 @@
           </w:p>
         </w:tc>
         <w:tc>
-          <w:tcPr/>
+          <w:tcPr>
+            <w:tcBorders>
+              <w:bottom w:val="single" w:sz="8" w:space="0" w:color="000000"/>
+            </w:tcBorders>
+          </w:tcPr>
           <w:p>
             <w:pPr>
               <w:pStyle w:val="Compact"/>
@@ -27752,7 +27836,11 @@
           </w:p>
         </w:tc>
         <w:tc>
-          <w:tcPr/>
+          <w:tcPr>
+            <w:tcBorders>
+              <w:bottom w:val="single" w:sz="8" w:space="0" w:color="000000"/>
+            </w:tcBorders>
+          </w:tcPr>
           <w:p>
             <w:pPr>
               <w:pStyle w:val="Compact"/>
@@ -27768,7 +27856,11 @@
           </w:p>
         </w:tc>
         <w:tc>
-          <w:tcPr/>
+          <w:tcPr>
+            <w:tcBorders>
+              <w:bottom w:val="single" w:sz="8" w:space="0" w:color="000000"/>
+            </w:tcBorders>
+          </w:tcPr>
           <w:p>
             <w:pPr>
               <w:pStyle w:val="Compact"/>
@@ -34208,8 +34300,8 @@
           <w:ilvl w:val="0"/>
           <w:numId w:val="1033"/>
         </w:numPr>
+        <w:spacing w:before="0" w:after="0"/>
         <w:ind w:left="480" w:hanging="480"/>
-        <w:spacing w:after="0"/>
       </w:pPr>
       <w:r>
         <w:rPr>
@@ -34281,8 +34373,8 @@
           <w:ilvl w:val="0"/>
           <w:numId w:val="1033"/>
         </w:numPr>
+        <w:spacing w:before="0" w:after="0"/>
         <w:ind w:left="480" w:hanging="480"/>
-        <w:spacing w:before="0" w:after="0"/>
       </w:pPr>
       <w:r>
         <w:rPr>
@@ -34327,8 +34419,8 @@
           <w:ilvl w:val="0"/>
           <w:numId w:val="1033"/>
         </w:numPr>
+        <w:spacing w:before="0" w:after="0"/>
         <w:ind w:left="480" w:hanging="480"/>
-        <w:spacing w:before="0" w:after="0"/>
       </w:pPr>
       <w:r>
         <w:rPr>
@@ -34378,8 +34470,8 @@
           <w:ilvl w:val="0"/>
           <w:numId w:val="1033"/>
         </w:numPr>
+        <w:spacing w:before="0" w:after="0"/>
         <w:ind w:left="480" w:hanging="480"/>
-        <w:spacing w:before="0" w:after="0"/>
       </w:pPr>
       <w:r>
         <w:rPr>
@@ -34395,8 +34487,8 @@
           <w:ilvl w:val="0"/>
           <w:numId w:val="1033"/>
         </w:numPr>
+        <w:spacing w:before="0" w:after="0"/>
         <w:ind w:left="480" w:hanging="480"/>
-        <w:spacing w:before="0" w:after="36"/>
       </w:pPr>
       <w:r>
         <w:rPr>
@@ -37704,7 +37796,7 @@
     <ns0:rPr>
       <ns0:rFonts ns0:ascii="Times New Roman" ns0:cs="Times New Roman" ns0:eastAsia="SimHei" ns0:hAnsi="Times New Roman"/>
       <ns0:b/>
-      <ns0:color ns0:val="17324D"/>
+      <ns0:color ns0:val="000000"/>
       <ns0:sz ns0:val="44"/>
       <ns0:szCs ns0:val="56"/>
     </ns0:rPr>
@@ -37846,7 +37938,7 @@
     <ns0:rPr>
       <ns0:rFonts ns0:ascii="Times New Roman" ns0:cs="Times New Roman" ns0:eastAsia="SimHei" ns0:hAnsi="Times New Roman"/>
       <ns0:b/>
-      <ns0:color ns0:val="17324D"/>
+      <ns0:color ns0:val="000000"/>
       <ns0:sz ns0:val="32"/>
       <ns0:szCs ns0:val="40"/>
     </ns0:rPr>
@@ -37870,7 +37962,7 @@
     <ns0:rPr>
       <ns0:rFonts ns0:ascii="Times New Roman" ns0:cs="Times New Roman" ns0:eastAsia="SimHei" ns0:hAnsi="Times New Roman"/>
       <ns0:b/>
-      <ns0:color ns0:val="17324D"/>
+      <ns0:color ns0:val="000000"/>
       <ns0:sz ns0:val="28"/>
       <ns0:szCs ns0:val="32"/>
     </ns0:rPr>
@@ -37894,7 +37986,7 @@
     <ns0:rPr>
       <ns0:rFonts ns0:ascii="Times New Roman" ns0:cs="Times New Roman" ns0:eastAsia="SimHei" ns0:hAnsi="Times New Roman"/>
       <ns0:b/>
-      <ns0:color ns0:val="17324D"/>
+      <ns0:color ns0:val="000000"/>
       <ns0:sz ns0:val="25"/>
       <ns0:szCs ns0:val="28"/>
     </ns0:rPr>
